--- a/resources/document-templates/startup-tech-assessment-trl-template.docx
+++ b/resources/document-templates/startup-tech-assessment-trl-template.docx
@@ -304,7 +304,25 @@
                 <w:sz w:val="18"/>
                 <w:szCs w:val="18"/>
               </w:rPr>
-              <w:t>Startup / Company Name: ${company_name}</w:t>
+              <w:t>Startup / Company Name: ${</w:t>
+            </w:r>
+            <w:proofErr w:type="spellStart"/>
+            <w:r>
+              <w:rPr>
+                <w:rFonts w:ascii="Times New Roman" w:eastAsia="Times New Roman" w:hAnsi="Times New Roman" w:cs="Times New Roman"/>
+                <w:sz w:val="18"/>
+                <w:szCs w:val="18"/>
+              </w:rPr>
+              <w:t>company_name</w:t>
+            </w:r>
+            <w:proofErr w:type="spellEnd"/>
+            <w:r>
+              <w:rPr>
+                <w:rFonts w:ascii="Times New Roman" w:eastAsia="Times New Roman" w:hAnsi="Times New Roman" w:cs="Times New Roman"/>
+                <w:sz w:val="18"/>
+                <w:szCs w:val="18"/>
+              </w:rPr>
+              <w:t>}</w:t>
             </w:r>
           </w:p>
         </w:tc>
@@ -327,7 +345,25 @@
                 <w:sz w:val="20"/>
                 <w:szCs w:val="20"/>
               </w:rPr>
-              <w:t>Date of Assessment: ${assessment_date}</w:t>
+              <w:t>Date of Assessment: ${</w:t>
+            </w:r>
+            <w:proofErr w:type="spellStart"/>
+            <w:r>
+              <w:rPr>
+                <w:rFonts w:ascii="Times New Roman" w:eastAsia="Times New Roman" w:hAnsi="Times New Roman" w:cs="Times New Roman"/>
+                <w:sz w:val="20"/>
+                <w:szCs w:val="20"/>
+              </w:rPr>
+              <w:t>assessment_date</w:t>
+            </w:r>
+            <w:proofErr w:type="spellEnd"/>
+            <w:r>
+              <w:rPr>
+                <w:rFonts w:ascii="Times New Roman" w:eastAsia="Times New Roman" w:hAnsi="Times New Roman" w:cs="Times New Roman"/>
+                <w:sz w:val="20"/>
+                <w:szCs w:val="20"/>
+              </w:rPr>
+              <w:t>}</w:t>
             </w:r>
           </w:p>
         </w:tc>
@@ -378,7 +414,25 @@
                 <w:sz w:val="18"/>
                 <w:szCs w:val="18"/>
               </w:rPr>
-              <w:t>Contact Information: ${contact_info}</w:t>
+              <w:t>Contact Information: ${</w:t>
+            </w:r>
+            <w:proofErr w:type="spellStart"/>
+            <w:r>
+              <w:rPr>
+                <w:rFonts w:ascii="Times New Roman" w:eastAsia="Times New Roman" w:hAnsi="Times New Roman" w:cs="Times New Roman"/>
+                <w:sz w:val="18"/>
+                <w:szCs w:val="18"/>
+              </w:rPr>
+              <w:t>contact_info</w:t>
+            </w:r>
+            <w:proofErr w:type="spellEnd"/>
+            <w:r>
+              <w:rPr>
+                <w:rFonts w:ascii="Times New Roman" w:eastAsia="Times New Roman" w:hAnsi="Times New Roman" w:cs="Times New Roman"/>
+                <w:sz w:val="18"/>
+                <w:szCs w:val="18"/>
+              </w:rPr>
+              <w:t>}</w:t>
             </w:r>
           </w:p>
         </w:tc>
@@ -406,7 +460,43 @@
                 <w:sz w:val="18"/>
                 <w:szCs w:val="18"/>
               </w:rPr>
-              <w:t>Tech Lead:  ${tech_lead}</w:t>
+              <w:t xml:space="preserve">Tech </w:t>
+            </w:r>
+            <w:proofErr w:type="gramStart"/>
+            <w:r>
+              <w:rPr>
+                <w:rFonts w:ascii="Times New Roman" w:eastAsia="Times New Roman" w:hAnsi="Times New Roman" w:cs="Times New Roman"/>
+                <w:sz w:val="18"/>
+                <w:szCs w:val="18"/>
+              </w:rPr>
+              <w:t>Lead</w:t>
+            </w:r>
+            <w:proofErr w:type="gramEnd"/>
+            <w:r>
+              <w:rPr>
+                <w:rFonts w:ascii="Times New Roman" w:eastAsia="Times New Roman" w:hAnsi="Times New Roman" w:cs="Times New Roman"/>
+                <w:sz w:val="18"/>
+                <w:szCs w:val="18"/>
+              </w:rPr>
+              <w:t>:  ${</w:t>
+            </w:r>
+            <w:proofErr w:type="spellStart"/>
+            <w:r>
+              <w:rPr>
+                <w:rFonts w:ascii="Times New Roman" w:eastAsia="Times New Roman" w:hAnsi="Times New Roman" w:cs="Times New Roman"/>
+                <w:sz w:val="18"/>
+                <w:szCs w:val="18"/>
+              </w:rPr>
+              <w:t>tech_lead</w:t>
+            </w:r>
+            <w:proofErr w:type="spellEnd"/>
+            <w:r>
+              <w:rPr>
+                <w:rFonts w:ascii="Times New Roman" w:eastAsia="Times New Roman" w:hAnsi="Times New Roman" w:cs="Times New Roman"/>
+                <w:sz w:val="18"/>
+                <w:szCs w:val="18"/>
+              </w:rPr>
+              <w:t>}</w:t>
             </w:r>
           </w:p>
         </w:tc>
@@ -462,7 +552,25 @@
                     <w:sz w:val="18"/>
                     <w:szCs w:val="18"/>
                   </w:rPr>
-                  <w:t>${cb_industry_ai}</w:t>
+                  <w:t>${</w:t>
+                </w:r>
+                <w:proofErr w:type="spellStart"/>
+                <w:r>
+                  <w:rPr>
+                    <w:rFonts w:ascii="Arial Unicode MS" w:eastAsia="Arial Unicode MS" w:hAnsi="Arial Unicode MS" w:cs="Arial Unicode MS"/>
+                    <w:sz w:val="18"/>
+                    <w:szCs w:val="18"/>
+                  </w:rPr>
+                  <w:t>cb_industry_ai</w:t>
+                </w:r>
+                <w:proofErr w:type="spellEnd"/>
+                <w:r>
+                  <w:rPr>
+                    <w:rFonts w:ascii="Arial Unicode MS" w:eastAsia="Arial Unicode MS" w:hAnsi="Arial Unicode MS" w:cs="Arial Unicode MS"/>
+                    <w:sz w:val="18"/>
+                    <w:szCs w:val="18"/>
+                  </w:rPr>
+                  <w:t>}</w:t>
                 </w:r>
               </w:sdtContent>
             </w:sdt>
@@ -486,7 +594,25 @@
                     <w:sz w:val="18"/>
                     <w:szCs w:val="18"/>
                   </w:rPr>
-                  <w:t>${cb_industry_iot}</w:t>
+                  <w:t>${</w:t>
+                </w:r>
+                <w:proofErr w:type="spellStart"/>
+                <w:r>
+                  <w:rPr>
+                    <w:rFonts w:ascii="Arial Unicode MS" w:eastAsia="Arial Unicode MS" w:hAnsi="Arial Unicode MS" w:cs="Arial Unicode MS"/>
+                    <w:sz w:val="18"/>
+                    <w:szCs w:val="18"/>
+                  </w:rPr>
+                  <w:t>cb_industry_iot</w:t>
+                </w:r>
+                <w:proofErr w:type="spellEnd"/>
+                <w:r>
+                  <w:rPr>
+                    <w:rFonts w:ascii="Arial Unicode MS" w:eastAsia="Arial Unicode MS" w:hAnsi="Arial Unicode MS" w:cs="Arial Unicode MS"/>
+                    <w:sz w:val="18"/>
+                    <w:szCs w:val="18"/>
+                  </w:rPr>
+                  <w:t>}</w:t>
                 </w:r>
               </w:sdtContent>
             </w:sdt>
@@ -510,7 +636,25 @@
                     <w:sz w:val="18"/>
                     <w:szCs w:val="18"/>
                   </w:rPr>
-                  <w:t>${cb_industry_saas}</w:t>
+                  <w:t>${</w:t>
+                </w:r>
+                <w:proofErr w:type="spellStart"/>
+                <w:r>
+                  <w:rPr>
+                    <w:rFonts w:ascii="Arial Unicode MS" w:eastAsia="Arial Unicode MS" w:hAnsi="Arial Unicode MS" w:cs="Arial Unicode MS"/>
+                    <w:sz w:val="18"/>
+                    <w:szCs w:val="18"/>
+                  </w:rPr>
+                  <w:t>cb_industry_saas</w:t>
+                </w:r>
+                <w:proofErr w:type="spellEnd"/>
+                <w:r>
+                  <w:rPr>
+                    <w:rFonts w:ascii="Arial Unicode MS" w:eastAsia="Arial Unicode MS" w:hAnsi="Arial Unicode MS" w:cs="Arial Unicode MS"/>
+                    <w:sz w:val="18"/>
+                    <w:szCs w:val="18"/>
+                  </w:rPr>
+                  <w:t>}</w:t>
                 </w:r>
               </w:sdtContent>
             </w:sdt>
@@ -534,7 +678,25 @@
                     <w:sz w:val="18"/>
                     <w:szCs w:val="18"/>
                   </w:rPr>
-                  <w:t>${cb_industry_supply_chain}</w:t>
+                  <w:t>${</w:t>
+                </w:r>
+                <w:proofErr w:type="spellStart"/>
+                <w:r>
+                  <w:rPr>
+                    <w:rFonts w:ascii="Arial Unicode MS" w:eastAsia="Arial Unicode MS" w:hAnsi="Arial Unicode MS" w:cs="Arial Unicode MS"/>
+                    <w:sz w:val="18"/>
+                    <w:szCs w:val="18"/>
+                  </w:rPr>
+                  <w:t>cb_industry_supply_chain</w:t>
+                </w:r>
+                <w:proofErr w:type="spellEnd"/>
+                <w:r>
+                  <w:rPr>
+                    <w:rFonts w:ascii="Arial Unicode MS" w:eastAsia="Arial Unicode MS" w:hAnsi="Arial Unicode MS" w:cs="Arial Unicode MS"/>
+                    <w:sz w:val="18"/>
+                    <w:szCs w:val="18"/>
+                  </w:rPr>
+                  <w:t>}</w:t>
                 </w:r>
               </w:sdtContent>
             </w:sdt>
@@ -576,7 +738,25 @@
                     <w:sz w:val="18"/>
                     <w:szCs w:val="18"/>
                   </w:rPr>
-                  <w:t>${cb_industry_healthtech}</w:t>
+                  <w:t>${</w:t>
+                </w:r>
+                <w:proofErr w:type="spellStart"/>
+                <w:r>
+                  <w:rPr>
+                    <w:rFonts w:ascii="Arial Unicode MS" w:eastAsia="Arial Unicode MS" w:hAnsi="Arial Unicode MS" w:cs="Arial Unicode MS"/>
+                    <w:sz w:val="18"/>
+                    <w:szCs w:val="18"/>
+                  </w:rPr>
+                  <w:t>cb_industry_healthtech</w:t>
+                </w:r>
+                <w:proofErr w:type="spellEnd"/>
+                <w:r>
+                  <w:rPr>
+                    <w:rFonts w:ascii="Arial Unicode MS" w:eastAsia="Arial Unicode MS" w:hAnsi="Arial Unicode MS" w:cs="Arial Unicode MS"/>
+                    <w:sz w:val="18"/>
+                    <w:szCs w:val="18"/>
+                  </w:rPr>
+                  <w:t>}</w:t>
                 </w:r>
               </w:sdtContent>
             </w:sdt>
@@ -600,7 +780,25 @@
                     <w:sz w:val="18"/>
                     <w:szCs w:val="18"/>
                   </w:rPr>
-                  <w:t>${cb_industry_other}</w:t>
+                  <w:t>${</w:t>
+                </w:r>
+                <w:proofErr w:type="spellStart"/>
+                <w:r>
+                  <w:rPr>
+                    <w:rFonts w:ascii="Arial Unicode MS" w:eastAsia="Arial Unicode MS" w:hAnsi="Arial Unicode MS" w:cs="Arial Unicode MS"/>
+                    <w:sz w:val="18"/>
+                    <w:szCs w:val="18"/>
+                  </w:rPr>
+                  <w:t>cb_industry_other</w:t>
+                </w:r>
+                <w:proofErr w:type="spellEnd"/>
+                <w:r>
+                  <w:rPr>
+                    <w:rFonts w:ascii="Arial Unicode MS" w:eastAsia="Arial Unicode MS" w:hAnsi="Arial Unicode MS" w:cs="Arial Unicode MS"/>
+                    <w:sz w:val="18"/>
+                    <w:szCs w:val="18"/>
+                  </w:rPr>
+                  <w:t>}</w:t>
                 </w:r>
               </w:sdtContent>
             </w:sdt>
@@ -619,7 +817,27 @@
                 <w:szCs w:val="18"/>
                 <w:u w:val="single"/>
               </w:rPr>
-              <w:t>${industry_focus_other_text}</w:t>
+              <w:t>${</w:t>
+            </w:r>
+            <w:proofErr w:type="spellStart"/>
+            <w:r>
+              <w:rPr>
+                <w:rFonts w:ascii="Times New Roman" w:eastAsia="Times New Roman" w:hAnsi="Times New Roman" w:cs="Times New Roman"/>
+                <w:sz w:val="18"/>
+                <w:szCs w:val="18"/>
+                <w:u w:val="single"/>
+              </w:rPr>
+              <w:t>industry_focus_other_text</w:t>
+            </w:r>
+            <w:proofErr w:type="spellEnd"/>
+            <w:r>
+              <w:rPr>
+                <w:rFonts w:ascii="Times New Roman" w:eastAsia="Times New Roman" w:hAnsi="Times New Roman" w:cs="Times New Roman"/>
+                <w:sz w:val="18"/>
+                <w:szCs w:val="18"/>
+                <w:u w:val="single"/>
+              </w:rPr>
+              <w:t>}</w:t>
             </w:r>
           </w:p>
         </w:tc>
@@ -665,6 +883,14 @@
                 <w:rFonts w:ascii="Times New Roman" w:eastAsia="Times New Roman" w:hAnsi="Times New Roman" w:cs="Times New Roman"/>
                 <w:sz w:val="18"/>
                 <w:szCs w:val="18"/>
+              </w:rPr>
+              <w:t xml:space="preserve">                  </w:t>
+            </w:r>
+            <w:r>
+              <w:rPr>
+                <w:rFonts w:ascii="Times New Roman" w:eastAsia="Times New Roman" w:hAnsi="Times New Roman" w:cs="Times New Roman"/>
+                <w:sz w:val="18"/>
+                <w:szCs w:val="18"/>
                 <w:u w:val="single"/>
               </w:rPr>
               <w:t>${brief_description_1}</w:t>
@@ -837,6 +1063,22 @@
                 <w:rFonts w:ascii="Times New Roman" w:eastAsia="Times New Roman" w:hAnsi="Times New Roman" w:cs="Times New Roman"/>
                 <w:sz w:val="18"/>
                 <w:szCs w:val="18"/>
+              </w:rPr>
+              <w:t xml:space="preserve">                </w:t>
+            </w:r>
+            <w:r>
+              <w:rPr>
+                <w:rFonts w:ascii="Times New Roman" w:eastAsia="Times New Roman" w:hAnsi="Times New Roman" w:cs="Times New Roman"/>
+                <w:sz w:val="18"/>
+                <w:szCs w:val="18"/>
+              </w:rPr>
+              <w:t xml:space="preserve"> </w:t>
+            </w:r>
+            <w:r>
+              <w:rPr>
+                <w:rFonts w:ascii="Times New Roman" w:eastAsia="Times New Roman" w:hAnsi="Times New Roman" w:cs="Times New Roman"/>
+                <w:sz w:val="18"/>
+                <w:szCs w:val="18"/>
                 <w:u w:val="single"/>
               </w:rPr>
               <w:t>${key_features_1}</w:t>
@@ -987,7 +1229,27 @@
                 <w:szCs w:val="18"/>
                 <w:u w:val="single"/>
               </w:rPr>
-              <w:t>${tech_stack_frontend}</w:t>
+              <w:t>${</w:t>
+            </w:r>
+            <w:proofErr w:type="spellStart"/>
+            <w:r>
+              <w:rPr>
+                <w:rFonts w:ascii="Times New Roman" w:eastAsia="Times New Roman" w:hAnsi="Times New Roman" w:cs="Times New Roman"/>
+                <w:sz w:val="18"/>
+                <w:szCs w:val="18"/>
+                <w:u w:val="single"/>
+              </w:rPr>
+              <w:t>tech_stack_frontend</w:t>
+            </w:r>
+            <w:proofErr w:type="spellEnd"/>
+            <w:r>
+              <w:rPr>
+                <w:rFonts w:ascii="Times New Roman" w:eastAsia="Times New Roman" w:hAnsi="Times New Roman" w:cs="Times New Roman"/>
+                <w:sz w:val="18"/>
+                <w:szCs w:val="18"/>
+                <w:u w:val="single"/>
+              </w:rPr>
+              <w:t>}</w:t>
             </w:r>
           </w:p>
           <w:p>
@@ -1014,7 +1276,27 @@
                 <w:szCs w:val="18"/>
                 <w:u w:val="single"/>
               </w:rPr>
-              <w:t>${tech_stack_backend}</w:t>
+              <w:t>${</w:t>
+            </w:r>
+            <w:proofErr w:type="spellStart"/>
+            <w:r>
+              <w:rPr>
+                <w:rFonts w:ascii="Times New Roman" w:eastAsia="Times New Roman" w:hAnsi="Times New Roman" w:cs="Times New Roman"/>
+                <w:sz w:val="18"/>
+                <w:szCs w:val="18"/>
+                <w:u w:val="single"/>
+              </w:rPr>
+              <w:t>tech_stack_backend</w:t>
+            </w:r>
+            <w:proofErr w:type="spellEnd"/>
+            <w:r>
+              <w:rPr>
+                <w:rFonts w:ascii="Times New Roman" w:eastAsia="Times New Roman" w:hAnsi="Times New Roman" w:cs="Times New Roman"/>
+                <w:sz w:val="18"/>
+                <w:szCs w:val="18"/>
+                <w:u w:val="single"/>
+              </w:rPr>
+              <w:t>}</w:t>
             </w:r>
           </w:p>
           <w:p>
@@ -1041,7 +1323,27 @@
                 <w:szCs w:val="18"/>
                 <w:u w:val="single"/>
               </w:rPr>
-              <w:t>${tech_stack_database}</w:t>
+              <w:t>${</w:t>
+            </w:r>
+            <w:proofErr w:type="spellStart"/>
+            <w:r>
+              <w:rPr>
+                <w:rFonts w:ascii="Times New Roman" w:eastAsia="Times New Roman" w:hAnsi="Times New Roman" w:cs="Times New Roman"/>
+                <w:sz w:val="18"/>
+                <w:szCs w:val="18"/>
+                <w:u w:val="single"/>
+              </w:rPr>
+              <w:t>tech_stack_database</w:t>
+            </w:r>
+            <w:proofErr w:type="spellEnd"/>
+            <w:r>
+              <w:rPr>
+                <w:rFonts w:ascii="Times New Roman" w:eastAsia="Times New Roman" w:hAnsi="Times New Roman" w:cs="Times New Roman"/>
+                <w:sz w:val="18"/>
+                <w:szCs w:val="18"/>
+                <w:u w:val="single"/>
+              </w:rPr>
+              <w:t>}</w:t>
             </w:r>
           </w:p>
           <w:p>
@@ -1076,7 +1378,27 @@
                 <w:szCs w:val="18"/>
                 <w:u w:val="single"/>
               </w:rPr>
-              <w:t>${tech_stack_apis}</w:t>
+              <w:t>${</w:t>
+            </w:r>
+            <w:proofErr w:type="spellStart"/>
+            <w:r>
+              <w:rPr>
+                <w:rFonts w:ascii="Times New Roman" w:eastAsia="Times New Roman" w:hAnsi="Times New Roman" w:cs="Times New Roman"/>
+                <w:sz w:val="18"/>
+                <w:szCs w:val="18"/>
+                <w:u w:val="single"/>
+              </w:rPr>
+              <w:t>tech_stack_apis</w:t>
+            </w:r>
+            <w:proofErr w:type="spellEnd"/>
+            <w:r>
+              <w:rPr>
+                <w:rFonts w:ascii="Times New Roman" w:eastAsia="Times New Roman" w:hAnsi="Times New Roman" w:cs="Times New Roman"/>
+                <w:sz w:val="18"/>
+                <w:szCs w:val="18"/>
+                <w:u w:val="single"/>
+              </w:rPr>
+              <w:t>}</w:t>
             </w:r>
           </w:p>
           <w:p>
@@ -1103,7 +1425,27 @@
                 <w:szCs w:val="18"/>
                 <w:u w:val="single"/>
               </w:rPr>
-              <w:t>${tech_stack_frameworks}</w:t>
+              <w:t>${</w:t>
+            </w:r>
+            <w:proofErr w:type="spellStart"/>
+            <w:r>
+              <w:rPr>
+                <w:rFonts w:ascii="Times New Roman" w:eastAsia="Times New Roman" w:hAnsi="Times New Roman" w:cs="Times New Roman"/>
+                <w:sz w:val="18"/>
+                <w:szCs w:val="18"/>
+                <w:u w:val="single"/>
+              </w:rPr>
+              <w:t>tech_stack_frameworks</w:t>
+            </w:r>
+            <w:proofErr w:type="spellEnd"/>
+            <w:r>
+              <w:rPr>
+                <w:rFonts w:ascii="Times New Roman" w:eastAsia="Times New Roman" w:hAnsi="Times New Roman" w:cs="Times New Roman"/>
+                <w:sz w:val="18"/>
+                <w:szCs w:val="18"/>
+                <w:u w:val="single"/>
+              </w:rPr>
+              <w:t>}</w:t>
             </w:r>
           </w:p>
         </w:tc>
@@ -1169,7 +1511,25 @@
                     <w:sz w:val="18"/>
                     <w:szCs w:val="18"/>
                   </w:rPr>
-                  <w:t>${cb_challenge_prototype_dev}</w:t>
+                  <w:t>${</w:t>
+                </w:r>
+                <w:proofErr w:type="spellStart"/>
+                <w:r>
+                  <w:rPr>
+                    <w:rFonts w:ascii="Arial Unicode MS" w:eastAsia="Arial Unicode MS" w:hAnsi="Arial Unicode MS" w:cs="Arial Unicode MS"/>
+                    <w:sz w:val="18"/>
+                    <w:szCs w:val="18"/>
+                  </w:rPr>
+                  <w:t>cb_challenge_prototype_dev</w:t>
+                </w:r>
+                <w:proofErr w:type="spellEnd"/>
+                <w:r>
+                  <w:rPr>
+                    <w:rFonts w:ascii="Arial Unicode MS" w:eastAsia="Arial Unicode MS" w:hAnsi="Arial Unicode MS" w:cs="Arial Unicode MS"/>
+                    <w:sz w:val="18"/>
+                    <w:szCs w:val="18"/>
+                  </w:rPr>
+                  <w:t>}</w:t>
                 </w:r>
               </w:sdtContent>
             </w:sdt>
@@ -1203,7 +1563,25 @@
                     <w:sz w:val="18"/>
                     <w:szCs w:val="18"/>
                   </w:rPr>
-                  <w:t>${cb_challenge_scalability}</w:t>
+                  <w:t>${</w:t>
+                </w:r>
+                <w:proofErr w:type="spellStart"/>
+                <w:r>
+                  <w:rPr>
+                    <w:rFonts w:ascii="Arial Unicode MS" w:eastAsia="Arial Unicode MS" w:hAnsi="Arial Unicode MS" w:cs="Arial Unicode MS"/>
+                    <w:sz w:val="18"/>
+                    <w:szCs w:val="18"/>
+                  </w:rPr>
+                  <w:t>cb_challenge_scalability</w:t>
+                </w:r>
+                <w:proofErr w:type="spellEnd"/>
+                <w:r>
+                  <w:rPr>
+                    <w:rFonts w:ascii="Arial Unicode MS" w:eastAsia="Arial Unicode MS" w:hAnsi="Arial Unicode MS" w:cs="Arial Unicode MS"/>
+                    <w:sz w:val="18"/>
+                    <w:szCs w:val="18"/>
+                  </w:rPr>
+                  <w:t>}</w:t>
                 </w:r>
               </w:sdtContent>
             </w:sdt>
@@ -1237,7 +1615,25 @@
                     <w:sz w:val="18"/>
                     <w:szCs w:val="18"/>
                   </w:rPr>
-                  <w:t>${cb_challenge_perf_opt}</w:t>
+                  <w:t>${</w:t>
+                </w:r>
+                <w:proofErr w:type="spellStart"/>
+                <w:r>
+                  <w:rPr>
+                    <w:rFonts w:ascii="Arial Unicode MS" w:eastAsia="Arial Unicode MS" w:hAnsi="Arial Unicode MS" w:cs="Arial Unicode MS"/>
+                    <w:sz w:val="18"/>
+                    <w:szCs w:val="18"/>
+                  </w:rPr>
+                  <w:t>cb_challenge_perf_opt</w:t>
+                </w:r>
+                <w:proofErr w:type="spellEnd"/>
+                <w:r>
+                  <w:rPr>
+                    <w:rFonts w:ascii="Arial Unicode MS" w:eastAsia="Arial Unicode MS" w:hAnsi="Arial Unicode MS" w:cs="Arial Unicode MS"/>
+                    <w:sz w:val="18"/>
+                    <w:szCs w:val="18"/>
+                  </w:rPr>
+                  <w:t>}</w:t>
                 </w:r>
               </w:sdtContent>
             </w:sdt>
@@ -1271,7 +1667,25 @@
                     <w:sz w:val="18"/>
                     <w:szCs w:val="18"/>
                   </w:rPr>
-                  <w:t>${cb_challenge_ai_accuracy}</w:t>
+                  <w:t>${</w:t>
+                </w:r>
+                <w:proofErr w:type="spellStart"/>
+                <w:r>
+                  <w:rPr>
+                    <w:rFonts w:ascii="Arial Unicode MS" w:eastAsia="Arial Unicode MS" w:hAnsi="Arial Unicode MS" w:cs="Arial Unicode MS"/>
+                    <w:sz w:val="18"/>
+                    <w:szCs w:val="18"/>
+                  </w:rPr>
+                  <w:t>cb_challenge_ai_accuracy</w:t>
+                </w:r>
+                <w:proofErr w:type="spellEnd"/>
+                <w:r>
+                  <w:rPr>
+                    <w:rFonts w:ascii="Arial Unicode MS" w:eastAsia="Arial Unicode MS" w:hAnsi="Arial Unicode MS" w:cs="Arial Unicode MS"/>
+                    <w:sz w:val="18"/>
+                    <w:szCs w:val="18"/>
+                  </w:rPr>
+                  <w:t>}</w:t>
                 </w:r>
               </w:sdtContent>
             </w:sdt>
@@ -1305,7 +1719,25 @@
                     <w:sz w:val="18"/>
                     <w:szCs w:val="18"/>
                   </w:rPr>
-                  <w:t>${cb_challenge_hardware}</w:t>
+                  <w:t>${</w:t>
+                </w:r>
+                <w:proofErr w:type="spellStart"/>
+                <w:r>
+                  <w:rPr>
+                    <w:rFonts w:ascii="Arial Unicode MS" w:eastAsia="Arial Unicode MS" w:hAnsi="Arial Unicode MS" w:cs="Arial Unicode MS"/>
+                    <w:sz w:val="18"/>
+                    <w:szCs w:val="18"/>
+                  </w:rPr>
+                  <w:t>cb_challenge_hardware</w:t>
+                </w:r>
+                <w:proofErr w:type="spellEnd"/>
+                <w:r>
+                  <w:rPr>
+                    <w:rFonts w:ascii="Arial Unicode MS" w:eastAsia="Arial Unicode MS" w:hAnsi="Arial Unicode MS" w:cs="Arial Unicode MS"/>
+                    <w:sz w:val="18"/>
+                    <w:szCs w:val="18"/>
+                  </w:rPr>
+                  <w:t>}</w:t>
                 </w:r>
               </w:sdtContent>
             </w:sdt>
@@ -1339,7 +1771,25 @@
                     <w:sz w:val="18"/>
                     <w:szCs w:val="18"/>
                   </w:rPr>
-                  <w:t>${cb_challenge_cybersecurity}</w:t>
+                  <w:t>${</w:t>
+                </w:r>
+                <w:proofErr w:type="spellStart"/>
+                <w:r>
+                  <w:rPr>
+                    <w:rFonts w:ascii="Arial Unicode MS" w:eastAsia="Arial Unicode MS" w:hAnsi="Arial Unicode MS" w:cs="Arial Unicode MS"/>
+                    <w:sz w:val="18"/>
+                    <w:szCs w:val="18"/>
+                  </w:rPr>
+                  <w:t>cb_challenge_cybersecurity</w:t>
+                </w:r>
+                <w:proofErr w:type="spellEnd"/>
+                <w:r>
+                  <w:rPr>
+                    <w:rFonts w:ascii="Arial Unicode MS" w:eastAsia="Arial Unicode MS" w:hAnsi="Arial Unicode MS" w:cs="Arial Unicode MS"/>
+                    <w:sz w:val="18"/>
+                    <w:szCs w:val="18"/>
+                  </w:rPr>
+                  <w:t>}</w:t>
                 </w:r>
               </w:sdtContent>
             </w:sdt>
@@ -1373,7 +1823,25 @@
                     <w:sz w:val="18"/>
                     <w:szCs w:val="18"/>
                   </w:rPr>
-                  <w:t>${cb_challenge_integration}</w:t>
+                  <w:t>${</w:t>
+                </w:r>
+                <w:proofErr w:type="spellStart"/>
+                <w:r>
+                  <w:rPr>
+                    <w:rFonts w:ascii="Arial Unicode MS" w:eastAsia="Arial Unicode MS" w:hAnsi="Arial Unicode MS" w:cs="Arial Unicode MS"/>
+                    <w:sz w:val="18"/>
+                    <w:szCs w:val="18"/>
+                  </w:rPr>
+                  <w:t>cb_challenge_integration</w:t>
+                </w:r>
+                <w:proofErr w:type="spellEnd"/>
+                <w:r>
+                  <w:rPr>
+                    <w:rFonts w:ascii="Arial Unicode MS" w:eastAsia="Arial Unicode MS" w:hAnsi="Arial Unicode MS" w:cs="Arial Unicode MS"/>
+                    <w:sz w:val="18"/>
+                    <w:szCs w:val="18"/>
+                  </w:rPr>
+                  <w:t>}</w:t>
                 </w:r>
               </w:sdtContent>
             </w:sdt>
@@ -1407,7 +1875,25 @@
                     <w:sz w:val="18"/>
                     <w:szCs w:val="18"/>
                   </w:rPr>
-                  <w:t>${cb_challenge_cloud_cost}</w:t>
+                  <w:t>${</w:t>
+                </w:r>
+                <w:proofErr w:type="spellStart"/>
+                <w:r>
+                  <w:rPr>
+                    <w:rFonts w:ascii="Arial Unicode MS" w:eastAsia="Arial Unicode MS" w:hAnsi="Arial Unicode MS" w:cs="Arial Unicode MS"/>
+                    <w:sz w:val="18"/>
+                    <w:szCs w:val="18"/>
+                  </w:rPr>
+                  <w:t>cb_challenge_cloud_cost</w:t>
+                </w:r>
+                <w:proofErr w:type="spellEnd"/>
+                <w:r>
+                  <w:rPr>
+                    <w:rFonts w:ascii="Arial Unicode MS" w:eastAsia="Arial Unicode MS" w:hAnsi="Arial Unicode MS" w:cs="Arial Unicode MS"/>
+                    <w:sz w:val="18"/>
+                    <w:szCs w:val="18"/>
+                  </w:rPr>
+                  <w:t>}</w:t>
                 </w:r>
               </w:sdtContent>
             </w:sdt>
@@ -1441,7 +1927,25 @@
                     <w:sz w:val="18"/>
                     <w:szCs w:val="18"/>
                   </w:rPr>
-                  <w:t>${cb_challenge_talent_gaps}</w:t>
+                  <w:t>${</w:t>
+                </w:r>
+                <w:proofErr w:type="spellStart"/>
+                <w:r>
+                  <w:rPr>
+                    <w:rFonts w:ascii="Arial Unicode MS" w:eastAsia="Arial Unicode MS" w:hAnsi="Arial Unicode MS" w:cs="Arial Unicode MS"/>
+                    <w:sz w:val="18"/>
+                    <w:szCs w:val="18"/>
+                  </w:rPr>
+                  <w:t>cb_challenge_talent_gaps</w:t>
+                </w:r>
+                <w:proofErr w:type="spellEnd"/>
+                <w:r>
+                  <w:rPr>
+                    <w:rFonts w:ascii="Arial Unicode MS" w:eastAsia="Arial Unicode MS" w:hAnsi="Arial Unicode MS" w:cs="Arial Unicode MS"/>
+                    <w:sz w:val="18"/>
+                    <w:szCs w:val="18"/>
+                  </w:rPr>
+                  <w:t>}</w:t>
                 </w:r>
               </w:sdtContent>
             </w:sdt>
@@ -1483,7 +1987,25 @@
                     <w:sz w:val="18"/>
                     <w:szCs w:val="18"/>
                   </w:rPr>
-                  <w:t>${cb_challenge_other}</w:t>
+                  <w:t>${</w:t>
+                </w:r>
+                <w:proofErr w:type="spellStart"/>
+                <w:r>
+                  <w:rPr>
+                    <w:rFonts w:ascii="Arial Unicode MS" w:eastAsia="Arial Unicode MS" w:hAnsi="Arial Unicode MS" w:cs="Arial Unicode MS"/>
+                    <w:sz w:val="18"/>
+                    <w:szCs w:val="18"/>
+                  </w:rPr>
+                  <w:t>cb_challenge_other</w:t>
+                </w:r>
+                <w:proofErr w:type="spellEnd"/>
+                <w:r>
+                  <w:rPr>
+                    <w:rFonts w:ascii="Arial Unicode MS" w:eastAsia="Arial Unicode MS" w:hAnsi="Arial Unicode MS" w:cs="Arial Unicode MS"/>
+                    <w:sz w:val="18"/>
+                    <w:szCs w:val="18"/>
+                  </w:rPr>
+                  <w:t>}</w:t>
                 </w:r>
               </w:sdtContent>
             </w:sdt>
@@ -1502,7 +2024,27 @@
                 <w:szCs w:val="18"/>
                 <w:u w:val="single"/>
               </w:rPr>
-              <w:t>${challenge_other_text}</w:t>
+              <w:t>${</w:t>
+            </w:r>
+            <w:proofErr w:type="spellStart"/>
+            <w:r>
+              <w:rPr>
+                <w:rFonts w:ascii="Times New Roman" w:eastAsia="Times New Roman" w:hAnsi="Times New Roman" w:cs="Times New Roman"/>
+                <w:sz w:val="18"/>
+                <w:szCs w:val="18"/>
+                <w:u w:val="single"/>
+              </w:rPr>
+              <w:t>challenge_other_text</w:t>
+            </w:r>
+            <w:proofErr w:type="spellEnd"/>
+            <w:r>
+              <w:rPr>
+                <w:rFonts w:ascii="Times New Roman" w:eastAsia="Times New Roman" w:hAnsi="Times New Roman" w:cs="Times New Roman"/>
+                <w:sz w:val="18"/>
+                <w:szCs w:val="18"/>
+                <w:u w:val="single"/>
+              </w:rPr>
+              <w:t>}</w:t>
             </w:r>
           </w:p>
           <w:p>
@@ -1663,7 +2205,25 @@
                       <w:sz w:val="18"/>
                       <w:szCs w:val="18"/>
                     </w:rPr>
-                    <w:t>${tech_team_cto}</w:t>
+                    <w:t>${</w:t>
+                  </w:r>
+                  <w:proofErr w:type="spellStart"/>
+                  <w:r>
+                    <w:rPr>
+                      <w:rFonts w:ascii="Times New Roman" w:hAnsi="Times New Roman" w:cs="Times New Roman"/>
+                      <w:sz w:val="18"/>
+                      <w:szCs w:val="18"/>
+                    </w:rPr>
+                    <w:t>tech_team_cto</w:t>
+                  </w:r>
+                  <w:proofErr w:type="spellEnd"/>
+                  <w:r>
+                    <w:rPr>
+                      <w:rFonts w:ascii="Times New Roman" w:hAnsi="Times New Roman" w:cs="Times New Roman"/>
+                      <w:sz w:val="18"/>
+                      <w:szCs w:val="18"/>
+                    </w:rPr>
+                    <w:t>}</w:t>
                   </w:r>
                 </w:p>
               </w:tc>
@@ -1712,7 +2272,25 @@
                       <w:sz w:val="18"/>
                       <w:szCs w:val="18"/>
                     </w:rPr>
-                    <w:t>${tech_team_developers}</w:t>
+                    <w:t>${</w:t>
+                  </w:r>
+                  <w:proofErr w:type="spellStart"/>
+                  <w:r>
+                    <w:rPr>
+                      <w:rFonts w:ascii="Times New Roman" w:hAnsi="Times New Roman" w:cs="Times New Roman"/>
+                      <w:sz w:val="18"/>
+                      <w:szCs w:val="18"/>
+                    </w:rPr>
+                    <w:t>tech_team_developers</w:t>
+                  </w:r>
+                  <w:proofErr w:type="spellEnd"/>
+                  <w:r>
+                    <w:rPr>
+                      <w:rFonts w:ascii="Times New Roman" w:hAnsi="Times New Roman" w:cs="Times New Roman"/>
+                      <w:sz w:val="18"/>
+                      <w:szCs w:val="18"/>
+                    </w:rPr>
+                    <w:t>}</w:t>
                   </w:r>
                 </w:p>
               </w:tc>
@@ -1761,7 +2339,25 @@
                       <w:sz w:val="18"/>
                       <w:szCs w:val="18"/>
                     </w:rPr>
-                    <w:t>${tech_team_ai_ml}</w:t>
+                    <w:t>${</w:t>
+                  </w:r>
+                  <w:proofErr w:type="spellStart"/>
+                  <w:r>
+                    <w:rPr>
+                      <w:rFonts w:ascii="Times New Roman" w:hAnsi="Times New Roman" w:cs="Times New Roman"/>
+                      <w:sz w:val="18"/>
+                      <w:szCs w:val="18"/>
+                    </w:rPr>
+                    <w:t>tech_team_ai_ml</w:t>
+                  </w:r>
+                  <w:proofErr w:type="spellEnd"/>
+                  <w:r>
+                    <w:rPr>
+                      <w:rFonts w:ascii="Times New Roman" w:hAnsi="Times New Roman" w:cs="Times New Roman"/>
+                      <w:sz w:val="18"/>
+                      <w:szCs w:val="18"/>
+                    </w:rPr>
+                    <w:t>}</w:t>
                   </w:r>
                 </w:p>
               </w:tc>
@@ -1810,7 +2406,25 @@
                       <w:sz w:val="18"/>
                       <w:szCs w:val="18"/>
                     </w:rPr>
-                    <w:t>${tech_team_hardware}</w:t>
+                    <w:t>${</w:t>
+                  </w:r>
+                  <w:proofErr w:type="spellStart"/>
+                  <w:r>
+                    <w:rPr>
+                      <w:rFonts w:ascii="Times New Roman" w:hAnsi="Times New Roman" w:cs="Times New Roman"/>
+                      <w:sz w:val="18"/>
+                      <w:szCs w:val="18"/>
+                    </w:rPr>
+                    <w:t>tech_team_hardware</w:t>
+                  </w:r>
+                  <w:proofErr w:type="spellEnd"/>
+                  <w:r>
+                    <w:rPr>
+                      <w:rFonts w:ascii="Times New Roman" w:hAnsi="Times New Roman" w:cs="Times New Roman"/>
+                      <w:sz w:val="18"/>
+                      <w:szCs w:val="18"/>
+                    </w:rPr>
+                    <w:t>}</w:t>
                   </w:r>
                 </w:p>
               </w:tc>
@@ -1859,7 +2473,25 @@
                       <w:sz w:val="18"/>
                       <w:szCs w:val="18"/>
                     </w:rPr>
-                    <w:t>${tech_team_devops}</w:t>
+                    <w:t>${</w:t>
+                  </w:r>
+                  <w:proofErr w:type="spellStart"/>
+                  <w:r>
+                    <w:rPr>
+                      <w:rFonts w:ascii="Times New Roman" w:hAnsi="Times New Roman" w:cs="Times New Roman"/>
+                      <w:sz w:val="18"/>
+                      <w:szCs w:val="18"/>
+                    </w:rPr>
+                    <w:t>tech_team_devops</w:t>
+                  </w:r>
+                  <w:proofErr w:type="spellEnd"/>
+                  <w:r>
+                    <w:rPr>
+                      <w:rFonts w:ascii="Times New Roman" w:hAnsi="Times New Roman" w:cs="Times New Roman"/>
+                      <w:sz w:val="18"/>
+                      <w:szCs w:val="18"/>
+                    </w:rPr>
+                    <w:t>}</w:t>
                   </w:r>
                 </w:p>
               </w:tc>
@@ -1908,7 +2540,25 @@
                       <w:sz w:val="18"/>
                       <w:szCs w:val="18"/>
                     </w:rPr>
-                    <w:t>${tech_team_cybersecurity}</w:t>
+                    <w:t>${</w:t>
+                  </w:r>
+                  <w:proofErr w:type="spellStart"/>
+                  <w:r>
+                    <w:rPr>
+                      <w:rFonts w:ascii="Times New Roman" w:hAnsi="Times New Roman" w:cs="Times New Roman"/>
+                      <w:sz w:val="18"/>
+                      <w:szCs w:val="18"/>
+                    </w:rPr>
+                    <w:t>tech_team_cybersecurity</w:t>
+                  </w:r>
+                  <w:proofErr w:type="spellEnd"/>
+                  <w:r>
+                    <w:rPr>
+                      <w:rFonts w:ascii="Times New Roman" w:hAnsi="Times New Roman" w:cs="Times New Roman"/>
+                      <w:sz w:val="18"/>
+                      <w:szCs w:val="18"/>
+                    </w:rPr>
+                    <w:t>}</w:t>
                   </w:r>
                 </w:p>
               </w:tc>
@@ -1978,7 +2628,25 @@
                     <w:sz w:val="18"/>
                     <w:szCs w:val="18"/>
                   </w:rPr>
-                  <w:t>${cb_maturity_concept}</w:t>
+                  <w:t>${</w:t>
+                </w:r>
+                <w:proofErr w:type="spellStart"/>
+                <w:r>
+                  <w:rPr>
+                    <w:rFonts w:ascii="Arial Unicode MS" w:eastAsia="Arial Unicode MS" w:hAnsi="Arial Unicode MS" w:cs="Arial Unicode MS"/>
+                    <w:sz w:val="18"/>
+                    <w:szCs w:val="18"/>
+                  </w:rPr>
+                  <w:t>cb_maturity_concept</w:t>
+                </w:r>
+                <w:proofErr w:type="spellEnd"/>
+                <w:r>
+                  <w:rPr>
+                    <w:rFonts w:ascii="Arial Unicode MS" w:eastAsia="Arial Unicode MS" w:hAnsi="Arial Unicode MS" w:cs="Arial Unicode MS"/>
+                    <w:sz w:val="18"/>
+                    <w:szCs w:val="18"/>
+                  </w:rPr>
+                  <w:t>}</w:t>
                 </w:r>
               </w:sdtContent>
             </w:sdt>
@@ -2014,7 +2682,25 @@
                     <w:sz w:val="18"/>
                     <w:szCs w:val="18"/>
                   </w:rPr>
-                  <w:t>${cb_maturity_functional}</w:t>
+                  <w:t>${</w:t>
+                </w:r>
+                <w:proofErr w:type="spellStart"/>
+                <w:r>
+                  <w:rPr>
+                    <w:rFonts w:ascii="Arial Unicode MS" w:eastAsia="Arial Unicode MS" w:hAnsi="Arial Unicode MS" w:cs="Arial Unicode MS"/>
+                    <w:sz w:val="18"/>
+                    <w:szCs w:val="18"/>
+                  </w:rPr>
+                  <w:t>cb_maturity_functional</w:t>
+                </w:r>
+                <w:proofErr w:type="spellEnd"/>
+                <w:r>
+                  <w:rPr>
+                    <w:rFonts w:ascii="Arial Unicode MS" w:eastAsia="Arial Unicode MS" w:hAnsi="Arial Unicode MS" w:cs="Arial Unicode MS"/>
+                    <w:sz w:val="18"/>
+                    <w:szCs w:val="18"/>
+                  </w:rPr>
+                  <w:t>}</w:t>
                 </w:r>
               </w:sdtContent>
             </w:sdt>
@@ -2055,7 +2741,25 @@
                     <w:sz w:val="18"/>
                     <w:szCs w:val="18"/>
                   </w:rPr>
-                  <w:t>${cb_maturity_mvp}</w:t>
+                  <w:t>${</w:t>
+                </w:r>
+                <w:proofErr w:type="spellStart"/>
+                <w:r>
+                  <w:rPr>
+                    <w:rFonts w:ascii="Arial Unicode MS" w:eastAsia="Arial Unicode MS" w:hAnsi="Arial Unicode MS" w:cs="Arial Unicode MS"/>
+                    <w:sz w:val="18"/>
+                    <w:szCs w:val="18"/>
+                  </w:rPr>
+                  <w:t>cb_maturity_mvp</w:t>
+                </w:r>
+                <w:proofErr w:type="spellEnd"/>
+                <w:r>
+                  <w:rPr>
+                    <w:rFonts w:ascii="Arial Unicode MS" w:eastAsia="Arial Unicode MS" w:hAnsi="Arial Unicode MS" w:cs="Arial Unicode MS"/>
+                    <w:sz w:val="18"/>
+                    <w:szCs w:val="18"/>
+                  </w:rPr>
+                  <w:t>}</w:t>
                 </w:r>
               </w:sdtContent>
             </w:sdt>
@@ -2096,7 +2800,25 @@
                     <w:sz w:val="18"/>
                     <w:szCs w:val="18"/>
                   </w:rPr>
-                  <w:t>${cb_maturity_production}</w:t>
+                  <w:t>${</w:t>
+                </w:r>
+                <w:proofErr w:type="spellStart"/>
+                <w:r>
+                  <w:rPr>
+                    <w:rFonts w:ascii="Arial Unicode MS" w:eastAsia="Arial Unicode MS" w:hAnsi="Arial Unicode MS" w:cs="Arial Unicode MS"/>
+                    <w:sz w:val="18"/>
+                    <w:szCs w:val="18"/>
+                  </w:rPr>
+                  <w:t>cb_maturity_production</w:t>
+                </w:r>
+                <w:proofErr w:type="spellEnd"/>
+                <w:r>
+                  <w:rPr>
+                    <w:rFonts w:ascii="Arial Unicode MS" w:eastAsia="Arial Unicode MS" w:hAnsi="Arial Unicode MS" w:cs="Arial Unicode MS"/>
+                    <w:sz w:val="18"/>
+                    <w:szCs w:val="18"/>
+                  </w:rPr>
+                  <w:t>}</w:t>
                 </w:r>
               </w:sdtContent>
             </w:sdt>
@@ -2137,7 +2859,25 @@
                     <w:sz w:val="18"/>
                     <w:szCs w:val="18"/>
                   </w:rPr>
-                  <w:t>${cb_maturity_scalable}</w:t>
+                  <w:t>${</w:t>
+                </w:r>
+                <w:proofErr w:type="spellStart"/>
+                <w:r>
+                  <w:rPr>
+                    <w:rFonts w:ascii="Arial Unicode MS" w:eastAsia="Arial Unicode MS" w:hAnsi="Arial Unicode MS" w:cs="Arial Unicode MS"/>
+                    <w:sz w:val="18"/>
+                    <w:szCs w:val="18"/>
+                  </w:rPr>
+                  <w:t>cb_maturity_scalable</w:t>
+                </w:r>
+                <w:proofErr w:type="spellEnd"/>
+                <w:r>
+                  <w:rPr>
+                    <w:rFonts w:ascii="Arial Unicode MS" w:eastAsia="Arial Unicode MS" w:hAnsi="Arial Unicode MS" w:cs="Arial Unicode MS"/>
+                    <w:sz w:val="18"/>
+                    <w:szCs w:val="18"/>
+                  </w:rPr>
+                  <w:t>}</w:t>
                 </w:r>
               </w:sdtContent>
             </w:sdt>
@@ -2198,7 +2938,25 @@
                     <w:sz w:val="18"/>
                     <w:szCs w:val="18"/>
                   </w:rPr>
-                  <w:t>${cb_testing_unit}</w:t>
+                  <w:t>${</w:t>
+                </w:r>
+                <w:proofErr w:type="spellStart"/>
+                <w:r>
+                  <w:rPr>
+                    <w:rFonts w:ascii="Arial Unicode MS" w:eastAsia="Arial Unicode MS" w:hAnsi="Arial Unicode MS" w:cs="Arial Unicode MS"/>
+                    <w:sz w:val="18"/>
+                    <w:szCs w:val="18"/>
+                  </w:rPr>
+                  <w:t>cb_testing_unit</w:t>
+                </w:r>
+                <w:proofErr w:type="spellEnd"/>
+                <w:r>
+                  <w:rPr>
+                    <w:rFonts w:ascii="Arial Unicode MS" w:eastAsia="Arial Unicode MS" w:hAnsi="Arial Unicode MS" w:cs="Arial Unicode MS"/>
+                    <w:sz w:val="18"/>
+                    <w:szCs w:val="18"/>
+                  </w:rPr>
+                  <w:t>}</w:t>
                 </w:r>
               </w:sdtContent>
             </w:sdt>
@@ -2232,7 +2990,25 @@
                     <w:sz w:val="18"/>
                     <w:szCs w:val="18"/>
                   </w:rPr>
-                  <w:t>${cb_testing_integration}</w:t>
+                  <w:t>${</w:t>
+                </w:r>
+                <w:proofErr w:type="spellStart"/>
+                <w:r>
+                  <w:rPr>
+                    <w:rFonts w:ascii="Arial Unicode MS" w:eastAsia="Arial Unicode MS" w:hAnsi="Arial Unicode MS" w:cs="Arial Unicode MS"/>
+                    <w:sz w:val="18"/>
+                    <w:szCs w:val="18"/>
+                  </w:rPr>
+                  <w:t>cb_testing_integration</w:t>
+                </w:r>
+                <w:proofErr w:type="spellEnd"/>
+                <w:r>
+                  <w:rPr>
+                    <w:rFonts w:ascii="Arial Unicode MS" w:eastAsia="Arial Unicode MS" w:hAnsi="Arial Unicode MS" w:cs="Arial Unicode MS"/>
+                    <w:sz w:val="18"/>
+                    <w:szCs w:val="18"/>
+                  </w:rPr>
+                  <w:t>}</w:t>
                 </w:r>
               </w:sdtContent>
             </w:sdt>
@@ -2266,7 +3042,25 @@
                     <w:sz w:val="18"/>
                     <w:szCs w:val="18"/>
                   </w:rPr>
-                  <w:t>${cb_testing_automated}</w:t>
+                  <w:t>${</w:t>
+                </w:r>
+                <w:proofErr w:type="spellStart"/>
+                <w:r>
+                  <w:rPr>
+                    <w:rFonts w:ascii="Arial Unicode MS" w:eastAsia="Arial Unicode MS" w:hAnsi="Arial Unicode MS" w:cs="Arial Unicode MS"/>
+                    <w:sz w:val="18"/>
+                    <w:szCs w:val="18"/>
+                  </w:rPr>
+                  <w:t>cb_testing_automated</w:t>
+                </w:r>
+                <w:proofErr w:type="spellEnd"/>
+                <w:r>
+                  <w:rPr>
+                    <w:rFonts w:ascii="Arial Unicode MS" w:eastAsia="Arial Unicode MS" w:hAnsi="Arial Unicode MS" w:cs="Arial Unicode MS"/>
+                    <w:sz w:val="18"/>
+                    <w:szCs w:val="18"/>
+                  </w:rPr>
+                  <w:t>}</w:t>
                 </w:r>
               </w:sdtContent>
             </w:sdt>
@@ -2296,7 +3090,27 @@
                 <w:szCs w:val="18"/>
                 <w:u w:val="single"/>
               </w:rPr>
-              <w:t>${testing_framework_name}</w:t>
+              <w:t>${</w:t>
+            </w:r>
+            <w:proofErr w:type="spellStart"/>
+            <w:r>
+              <w:rPr>
+                <w:rFonts w:ascii="Times New Roman" w:eastAsia="Times New Roman" w:hAnsi="Times New Roman" w:cs="Times New Roman"/>
+                <w:sz w:val="18"/>
+                <w:szCs w:val="18"/>
+                <w:u w:val="single"/>
+              </w:rPr>
+              <w:t>testing_framework_name</w:t>
+            </w:r>
+            <w:proofErr w:type="spellEnd"/>
+            <w:r>
+              <w:rPr>
+                <w:rFonts w:ascii="Times New Roman" w:eastAsia="Times New Roman" w:hAnsi="Times New Roman" w:cs="Times New Roman"/>
+                <w:sz w:val="18"/>
+                <w:szCs w:val="18"/>
+                <w:u w:val="single"/>
+              </w:rPr>
+              <w:t>}</w:t>
             </w:r>
           </w:p>
           <w:p>
@@ -2320,7 +3134,25 @@
                     <w:sz w:val="18"/>
                     <w:szCs w:val="18"/>
                   </w:rPr>
-                  <w:t>${cb_testing_manual_qa}</w:t>
+                  <w:t>${</w:t>
+                </w:r>
+                <w:proofErr w:type="spellStart"/>
+                <w:r>
+                  <w:rPr>
+                    <w:rFonts w:ascii="Arial Unicode MS" w:eastAsia="Arial Unicode MS" w:hAnsi="Arial Unicode MS" w:cs="Arial Unicode MS"/>
+                    <w:sz w:val="18"/>
+                    <w:szCs w:val="18"/>
+                  </w:rPr>
+                  <w:t>cb_testing_manual_qa</w:t>
+                </w:r>
+                <w:proofErr w:type="spellEnd"/>
+                <w:r>
+                  <w:rPr>
+                    <w:rFonts w:ascii="Arial Unicode MS" w:eastAsia="Arial Unicode MS" w:hAnsi="Arial Unicode MS" w:cs="Arial Unicode MS"/>
+                    <w:sz w:val="18"/>
+                    <w:szCs w:val="18"/>
+                  </w:rPr>
+                  <w:t>}</w:t>
                 </w:r>
               </w:sdtContent>
             </w:sdt>
@@ -2395,7 +3227,25 @@
                     <w:sz w:val="18"/>
                     <w:szCs w:val="18"/>
                   </w:rPr>
-                  <w:t>${cb_topic_software_eng}</w:t>
+                  <w:t>${</w:t>
+                </w:r>
+                <w:proofErr w:type="spellStart"/>
+                <w:r>
+                  <w:rPr>
+                    <w:rFonts w:ascii="Arial Unicode MS" w:eastAsia="Arial Unicode MS" w:hAnsi="Arial Unicode MS" w:cs="Arial Unicode MS"/>
+                    <w:sz w:val="18"/>
+                    <w:szCs w:val="18"/>
+                  </w:rPr>
+                  <w:t>cb_topic_software_eng</w:t>
+                </w:r>
+                <w:proofErr w:type="spellEnd"/>
+                <w:r>
+                  <w:rPr>
+                    <w:rFonts w:ascii="Arial Unicode MS" w:eastAsia="Arial Unicode MS" w:hAnsi="Arial Unicode MS" w:cs="Arial Unicode MS"/>
+                    <w:sz w:val="18"/>
+                    <w:szCs w:val="18"/>
+                  </w:rPr>
+                  <w:t>}</w:t>
                 </w:r>
               </w:sdtContent>
             </w:sdt>
@@ -2419,7 +3269,25 @@
                     <w:sz w:val="18"/>
                     <w:szCs w:val="18"/>
                   </w:rPr>
-                  <w:t>${cb_topic_qa_testing}</w:t>
+                  <w:t>${</w:t>
+                </w:r>
+                <w:proofErr w:type="spellStart"/>
+                <w:r>
+                  <w:rPr>
+                    <w:rFonts w:ascii="Arial Unicode MS" w:eastAsia="Arial Unicode MS" w:hAnsi="Arial Unicode MS" w:cs="Arial Unicode MS"/>
+                    <w:sz w:val="18"/>
+                    <w:szCs w:val="18"/>
+                  </w:rPr>
+                  <w:t>cb_topic_qa_testing</w:t>
+                </w:r>
+                <w:proofErr w:type="spellEnd"/>
+                <w:r>
+                  <w:rPr>
+                    <w:rFonts w:ascii="Arial Unicode MS" w:eastAsia="Arial Unicode MS" w:hAnsi="Arial Unicode MS" w:cs="Arial Unicode MS"/>
+                    <w:sz w:val="18"/>
+                    <w:szCs w:val="18"/>
+                  </w:rPr>
+                  <w:t>}</w:t>
                 </w:r>
               </w:sdtContent>
             </w:sdt>
@@ -2453,7 +3321,25 @@
                     <w:sz w:val="18"/>
                     <w:szCs w:val="18"/>
                   </w:rPr>
-                  <w:t>${cb_topic_infra_eng}</w:t>
+                  <w:t>${</w:t>
+                </w:r>
+                <w:proofErr w:type="spellStart"/>
+                <w:r>
+                  <w:rPr>
+                    <w:rFonts w:ascii="Arial Unicode MS" w:eastAsia="Arial Unicode MS" w:hAnsi="Arial Unicode MS" w:cs="Arial Unicode MS"/>
+                    <w:sz w:val="18"/>
+                    <w:szCs w:val="18"/>
+                  </w:rPr>
+                  <w:t>cb_topic_infra_eng</w:t>
+                </w:r>
+                <w:proofErr w:type="spellEnd"/>
+                <w:r>
+                  <w:rPr>
+                    <w:rFonts w:ascii="Arial Unicode MS" w:eastAsia="Arial Unicode MS" w:hAnsi="Arial Unicode MS" w:cs="Arial Unicode MS"/>
+                    <w:sz w:val="18"/>
+                    <w:szCs w:val="18"/>
+                  </w:rPr>
+                  <w:t>}</w:t>
                 </w:r>
               </w:sdtContent>
             </w:sdt>
@@ -2477,7 +3363,25 @@
                     <w:sz w:val="18"/>
                     <w:szCs w:val="18"/>
                   </w:rPr>
-                  <w:t>${cb_topic_cybersecurity}</w:t>
+                  <w:t>${</w:t>
+                </w:r>
+                <w:proofErr w:type="spellStart"/>
+                <w:r>
+                  <w:rPr>
+                    <w:rFonts w:ascii="Arial Unicode MS" w:eastAsia="Arial Unicode MS" w:hAnsi="Arial Unicode MS" w:cs="Arial Unicode MS"/>
+                    <w:sz w:val="18"/>
+                    <w:szCs w:val="18"/>
+                  </w:rPr>
+                  <w:t>cb_topic_cybersecurity</w:t>
+                </w:r>
+                <w:proofErr w:type="spellEnd"/>
+                <w:r>
+                  <w:rPr>
+                    <w:rFonts w:ascii="Arial Unicode MS" w:eastAsia="Arial Unicode MS" w:hAnsi="Arial Unicode MS" w:cs="Arial Unicode MS"/>
+                    <w:sz w:val="18"/>
+                    <w:szCs w:val="18"/>
+                  </w:rPr>
+                  <w:t>}</w:t>
                 </w:r>
               </w:sdtContent>
             </w:sdt>
@@ -2511,7 +3415,25 @@
                     <w:sz w:val="18"/>
                     <w:szCs w:val="18"/>
                   </w:rPr>
-                  <w:t>${cb_topic_ai_ml}</w:t>
+                  <w:t>${</w:t>
+                </w:r>
+                <w:proofErr w:type="spellStart"/>
+                <w:r>
+                  <w:rPr>
+                    <w:rFonts w:ascii="Arial Unicode MS" w:eastAsia="Arial Unicode MS" w:hAnsi="Arial Unicode MS" w:cs="Arial Unicode MS"/>
+                    <w:sz w:val="18"/>
+                    <w:szCs w:val="18"/>
+                  </w:rPr>
+                  <w:t>cb_topic_ai_ml</w:t>
+                </w:r>
+                <w:proofErr w:type="spellEnd"/>
+                <w:r>
+                  <w:rPr>
+                    <w:rFonts w:ascii="Arial Unicode MS" w:eastAsia="Arial Unicode MS" w:hAnsi="Arial Unicode MS" w:cs="Arial Unicode MS"/>
+                    <w:sz w:val="18"/>
+                    <w:szCs w:val="18"/>
+                  </w:rPr>
+                  <w:t>}</w:t>
                 </w:r>
               </w:sdtContent>
             </w:sdt>
@@ -2535,7 +3457,25 @@
                     <w:sz w:val="18"/>
                     <w:szCs w:val="18"/>
                   </w:rPr>
-                  <w:t>${cb_topic_ui_ux}</w:t>
+                  <w:t>${</w:t>
+                </w:r>
+                <w:proofErr w:type="spellStart"/>
+                <w:r>
+                  <w:rPr>
+                    <w:rFonts w:ascii="Arial Unicode MS" w:eastAsia="Arial Unicode MS" w:hAnsi="Arial Unicode MS" w:cs="Arial Unicode MS"/>
+                    <w:sz w:val="18"/>
+                    <w:szCs w:val="18"/>
+                  </w:rPr>
+                  <w:t>cb_topic_ui_ux</w:t>
+                </w:r>
+                <w:proofErr w:type="spellEnd"/>
+                <w:r>
+                  <w:rPr>
+                    <w:rFonts w:ascii="Arial Unicode MS" w:eastAsia="Arial Unicode MS" w:hAnsi="Arial Unicode MS" w:cs="Arial Unicode MS"/>
+                    <w:sz w:val="18"/>
+                    <w:szCs w:val="18"/>
+                  </w:rPr>
+                  <w:t>}</w:t>
                 </w:r>
               </w:sdtContent>
             </w:sdt>
@@ -2569,7 +3509,25 @@
                     <w:sz w:val="18"/>
                     <w:szCs w:val="18"/>
                   </w:rPr>
-                  <w:t>${cb_topic_product_design}</w:t>
+                  <w:t>${</w:t>
+                </w:r>
+                <w:proofErr w:type="spellStart"/>
+                <w:r>
+                  <w:rPr>
+                    <w:rFonts w:ascii="Arial Unicode MS" w:eastAsia="Arial Unicode MS" w:hAnsi="Arial Unicode MS" w:cs="Arial Unicode MS"/>
+                    <w:sz w:val="18"/>
+                    <w:szCs w:val="18"/>
+                  </w:rPr>
+                  <w:t>cb_topic_product_design</w:t>
+                </w:r>
+                <w:proofErr w:type="spellEnd"/>
+                <w:r>
+                  <w:rPr>
+                    <w:rFonts w:ascii="Arial Unicode MS" w:eastAsia="Arial Unicode MS" w:hAnsi="Arial Unicode MS" w:cs="Arial Unicode MS"/>
+                    <w:sz w:val="18"/>
+                    <w:szCs w:val="18"/>
+                  </w:rPr>
+                  <w:t>}</w:t>
                 </w:r>
               </w:sdtContent>
             </w:sdt>
@@ -2593,7 +3551,25 @@
                     <w:sz w:val="18"/>
                     <w:szCs w:val="18"/>
                   </w:rPr>
-                  <w:t>${cb_topic_it_pm}</w:t>
+                  <w:t>${</w:t>
+                </w:r>
+                <w:proofErr w:type="spellStart"/>
+                <w:r>
+                  <w:rPr>
+                    <w:rFonts w:ascii="Arial Unicode MS" w:eastAsia="Arial Unicode MS" w:hAnsi="Arial Unicode MS" w:cs="Arial Unicode MS"/>
+                    <w:sz w:val="18"/>
+                    <w:szCs w:val="18"/>
+                  </w:rPr>
+                  <w:t>cb_topic_it_pm</w:t>
+                </w:r>
+                <w:proofErr w:type="spellEnd"/>
+                <w:r>
+                  <w:rPr>
+                    <w:rFonts w:ascii="Arial Unicode MS" w:eastAsia="Arial Unicode MS" w:hAnsi="Arial Unicode MS" w:cs="Arial Unicode MS"/>
+                    <w:sz w:val="18"/>
+                    <w:szCs w:val="18"/>
+                  </w:rPr>
+                  <w:t>}</w:t>
                 </w:r>
               </w:sdtContent>
             </w:sdt>
@@ -2627,7 +3603,25 @@
                     <w:sz w:val="18"/>
                     <w:szCs w:val="18"/>
                   </w:rPr>
-                  <w:t>${cb_topic_database_mgmt}</w:t>
+                  <w:t>${</w:t>
+                </w:r>
+                <w:proofErr w:type="spellStart"/>
+                <w:r>
+                  <w:rPr>
+                    <w:rFonts w:ascii="Arial Unicode MS" w:eastAsia="Arial Unicode MS" w:hAnsi="Arial Unicode MS" w:cs="Arial Unicode MS"/>
+                    <w:sz w:val="18"/>
+                    <w:szCs w:val="18"/>
+                  </w:rPr>
+                  <w:t>cb_topic_database_mgmt</w:t>
+                </w:r>
+                <w:proofErr w:type="spellEnd"/>
+                <w:r>
+                  <w:rPr>
+                    <w:rFonts w:ascii="Arial Unicode MS" w:eastAsia="Arial Unicode MS" w:hAnsi="Arial Unicode MS" w:cs="Arial Unicode MS"/>
+                    <w:sz w:val="18"/>
+                    <w:szCs w:val="18"/>
+                  </w:rPr>
+                  <w:t>}</w:t>
                 </w:r>
               </w:sdtContent>
             </w:sdt>
@@ -2651,7 +3645,25 @@
                     <w:sz w:val="18"/>
                     <w:szCs w:val="18"/>
                   </w:rPr>
-                  <w:t>${cb_topic_operation_support}</w:t>
+                  <w:t>${</w:t>
+                </w:r>
+                <w:proofErr w:type="spellStart"/>
+                <w:r>
+                  <w:rPr>
+                    <w:rFonts w:ascii="Arial Unicode MS" w:eastAsia="Arial Unicode MS" w:hAnsi="Arial Unicode MS" w:cs="Arial Unicode MS"/>
+                    <w:sz w:val="18"/>
+                    <w:szCs w:val="18"/>
+                  </w:rPr>
+                  <w:t>cb_topic_operation_support</w:t>
+                </w:r>
+                <w:proofErr w:type="spellEnd"/>
+                <w:r>
+                  <w:rPr>
+                    <w:rFonts w:ascii="Arial Unicode MS" w:eastAsia="Arial Unicode MS" w:hAnsi="Arial Unicode MS" w:cs="Arial Unicode MS"/>
+                    <w:sz w:val="18"/>
+                    <w:szCs w:val="18"/>
+                  </w:rPr>
+                  <w:t>}</w:t>
                 </w:r>
               </w:sdtContent>
             </w:sdt>
@@ -2730,7 +3742,25 @@
                     <w:sz w:val="18"/>
                     <w:szCs w:val="18"/>
                   </w:rPr>
-                  <w:t>${cb_mode_face_to_face}</w:t>
+                  <w:t>${</w:t>
+                </w:r>
+                <w:proofErr w:type="spellStart"/>
+                <w:r>
+                  <w:rPr>
+                    <w:rFonts w:ascii="Arial Unicode MS" w:eastAsia="Arial Unicode MS" w:hAnsi="Arial Unicode MS" w:cs="Arial Unicode MS"/>
+                    <w:sz w:val="18"/>
+                    <w:szCs w:val="18"/>
+                  </w:rPr>
+                  <w:t>cb_mode_face_to_face</w:t>
+                </w:r>
+                <w:proofErr w:type="spellEnd"/>
+                <w:r>
+                  <w:rPr>
+                    <w:rFonts w:ascii="Arial Unicode MS" w:eastAsia="Arial Unicode MS" w:hAnsi="Arial Unicode MS" w:cs="Arial Unicode MS"/>
+                    <w:sz w:val="18"/>
+                    <w:szCs w:val="18"/>
+                  </w:rPr>
+                  <w:t>}</w:t>
                 </w:r>
               </w:sdtContent>
             </w:sdt>
@@ -2765,7 +3795,25 @@
                     <w:sz w:val="18"/>
                     <w:szCs w:val="18"/>
                   </w:rPr>
-                  <w:t>${cb_mode_online}</w:t>
+                  <w:t>${</w:t>
+                </w:r>
+                <w:proofErr w:type="spellStart"/>
+                <w:r>
+                  <w:rPr>
+                    <w:rFonts w:ascii="Arial Unicode MS" w:eastAsia="Arial Unicode MS" w:hAnsi="Arial Unicode MS" w:cs="Arial Unicode MS"/>
+                    <w:sz w:val="18"/>
+                    <w:szCs w:val="18"/>
+                  </w:rPr>
+                  <w:t>cb_mode_online</w:t>
+                </w:r>
+                <w:proofErr w:type="spellEnd"/>
+                <w:r>
+                  <w:rPr>
+                    <w:rFonts w:ascii="Arial Unicode MS" w:eastAsia="Arial Unicode MS" w:hAnsi="Arial Unicode MS" w:cs="Arial Unicode MS"/>
+                    <w:sz w:val="18"/>
+                    <w:szCs w:val="18"/>
+                  </w:rPr>
+                  <w:t>}</w:t>
                 </w:r>
               </w:sdtContent>
             </w:sdt>
@@ -2800,7 +3848,25 @@
                     <w:sz w:val="18"/>
                     <w:szCs w:val="18"/>
                   </w:rPr>
-                  <w:t>${cb_mode_hybrid}</w:t>
+                  <w:t>${</w:t>
+                </w:r>
+                <w:proofErr w:type="spellStart"/>
+                <w:r>
+                  <w:rPr>
+                    <w:rFonts w:ascii="Arial Unicode MS" w:eastAsia="Arial Unicode MS" w:hAnsi="Arial Unicode MS" w:cs="Arial Unicode MS"/>
+                    <w:sz w:val="18"/>
+                    <w:szCs w:val="18"/>
+                  </w:rPr>
+                  <w:t>cb_mode_hybrid</w:t>
+                </w:r>
+                <w:proofErr w:type="spellEnd"/>
+                <w:r>
+                  <w:rPr>
+                    <w:rFonts w:ascii="Arial Unicode MS" w:eastAsia="Arial Unicode MS" w:hAnsi="Arial Unicode MS" w:cs="Arial Unicode MS"/>
+                    <w:sz w:val="18"/>
+                    <w:szCs w:val="18"/>
+                  </w:rPr>
+                  <w:t>}</w:t>
                 </w:r>
               </w:sdtContent>
             </w:sdt>
@@ -2836,7 +3902,25 @@
                     <w:sz w:val="18"/>
                     <w:szCs w:val="18"/>
                   </w:rPr>
-                  <w:t>${cb_mode_other}</w:t>
+                  <w:t>${</w:t>
+                </w:r>
+                <w:proofErr w:type="spellStart"/>
+                <w:r>
+                  <w:rPr>
+                    <w:rFonts w:ascii="Arial Unicode MS" w:eastAsia="Arial Unicode MS" w:hAnsi="Arial Unicode MS" w:cs="Arial Unicode MS"/>
+                    <w:sz w:val="18"/>
+                    <w:szCs w:val="18"/>
+                  </w:rPr>
+                  <w:t>cb_mode_other</w:t>
+                </w:r>
+                <w:proofErr w:type="spellEnd"/>
+                <w:r>
+                  <w:rPr>
+                    <w:rFonts w:ascii="Arial Unicode MS" w:eastAsia="Arial Unicode MS" w:hAnsi="Arial Unicode MS" w:cs="Arial Unicode MS"/>
+                    <w:sz w:val="18"/>
+                    <w:szCs w:val="18"/>
+                  </w:rPr>
+                  <w:t>}</w:t>
                 </w:r>
               </w:sdtContent>
             </w:sdt>
@@ -2846,7 +3930,25 @@
                 <w:sz w:val="18"/>
                 <w:szCs w:val="18"/>
               </w:rPr>
-              <w:t xml:space="preserve"> Other: ${mode_other_text}</w:t>
+              <w:t xml:space="preserve"> Other: ${</w:t>
+            </w:r>
+            <w:proofErr w:type="spellStart"/>
+            <w:r>
+              <w:rPr>
+                <w:rFonts w:ascii="Times New Roman" w:eastAsia="Times New Roman" w:hAnsi="Times New Roman" w:cs="Times New Roman"/>
+                <w:sz w:val="18"/>
+                <w:szCs w:val="18"/>
+              </w:rPr>
+              <w:t>mode_other_text</w:t>
+            </w:r>
+            <w:proofErr w:type="spellEnd"/>
+            <w:r>
+              <w:rPr>
+                <w:rFonts w:ascii="Times New Roman" w:eastAsia="Times New Roman" w:hAnsi="Times New Roman" w:cs="Times New Roman"/>
+                <w:sz w:val="18"/>
+                <w:szCs w:val="18"/>
+              </w:rPr>
+              <w:t>}</w:t>
             </w:r>
           </w:p>
         </w:tc>
@@ -4508,7 +5610,31 @@
           <w:szCs w:val="24"/>
           <w:u w:val="single"/>
         </w:rPr>
-        <w:t>${prepared_by}</w:t>
+        <w:t>${</w:t>
+      </w:r>
+      <w:proofErr w:type="spellStart"/>
+      <w:r>
+        <w:rPr>
+          <w:rFonts w:ascii="Times New Roman" w:eastAsia="Times New Roman" w:hAnsi="Times New Roman" w:cs="Times New Roman"/>
+          <w:b/>
+          <w:bCs/>
+          <w:sz w:val="24"/>
+          <w:szCs w:val="24"/>
+          <w:u w:val="single"/>
+        </w:rPr>
+        <w:t>prepared_by</w:t>
+      </w:r>
+      <w:proofErr w:type="spellEnd"/>
+      <w:r>
+        <w:rPr>
+          <w:rFonts w:ascii="Times New Roman" w:eastAsia="Times New Roman" w:hAnsi="Times New Roman" w:cs="Times New Roman"/>
+          <w:b/>
+          <w:bCs/>
+          <w:sz w:val="24"/>
+          <w:szCs w:val="24"/>
+          <w:u w:val="single"/>
+        </w:rPr>
+        <w:t>}</w:t>
       </w:r>
     </w:p>
     <w:p>
@@ -4527,7 +5653,25 @@
           <w:sz w:val="24"/>
           <w:szCs w:val="24"/>
         </w:rPr>
-        <w:t>${prepared_by_position}</w:t>
+        <w:t>${</w:t>
+      </w:r>
+      <w:proofErr w:type="spellStart"/>
+      <w:r>
+        <w:rPr>
+          <w:rFonts w:ascii="Times New Roman" w:eastAsia="Times New Roman" w:hAnsi="Times New Roman" w:cs="Times New Roman"/>
+          <w:sz w:val="24"/>
+          <w:szCs w:val="24"/>
+        </w:rPr>
+        <w:t>prepared_by_position</w:t>
+      </w:r>
+      <w:proofErr w:type="spellEnd"/>
+      <w:r>
+        <w:rPr>
+          <w:rFonts w:ascii="Times New Roman" w:eastAsia="Times New Roman" w:hAnsi="Times New Roman" w:cs="Times New Roman"/>
+          <w:sz w:val="24"/>
+          <w:szCs w:val="24"/>
+        </w:rPr>
+        <w:t>}</w:t>
       </w:r>
     </w:p>
     <w:p>
@@ -4584,7 +5728,31 @@
           <w:szCs w:val="24"/>
           <w:u w:val="single"/>
         </w:rPr>
-        <w:t>${trl_noted_by}</w:t>
+        <w:t>${</w:t>
+      </w:r>
+      <w:proofErr w:type="spellStart"/>
+      <w:r>
+        <w:rPr>
+          <w:rFonts w:ascii="Times New Roman" w:eastAsia="Times New Roman" w:hAnsi="Times New Roman" w:cs="Times New Roman"/>
+          <w:b/>
+          <w:bCs/>
+          <w:sz w:val="24"/>
+          <w:szCs w:val="24"/>
+          <w:u w:val="single"/>
+        </w:rPr>
+        <w:t>trl_noted_by</w:t>
+      </w:r>
+      <w:proofErr w:type="spellEnd"/>
+      <w:r>
+        <w:rPr>
+          <w:rFonts w:ascii="Times New Roman" w:eastAsia="Times New Roman" w:hAnsi="Times New Roman" w:cs="Times New Roman"/>
+          <w:b/>
+          <w:bCs/>
+          <w:sz w:val="24"/>
+          <w:szCs w:val="24"/>
+          <w:u w:val="single"/>
+        </w:rPr>
+        <w:t>}</w:t>
       </w:r>
     </w:p>
     <w:p>
@@ -4607,7 +5775,29 @@
           <w:sz w:val="24"/>
           <w:szCs w:val="24"/>
         </w:rPr>
-        <w:t>${trl_noted_by_position}</w:t>
+        <w:t>${</w:t>
+      </w:r>
+      <w:proofErr w:type="spellStart"/>
+      <w:r>
+        <w:rPr>
+          <w:rFonts w:ascii="Times New Roman" w:eastAsia="Times New Roman" w:hAnsi="Times New Roman" w:cs="Times New Roman"/>
+          <w:i/>
+          <w:iCs/>
+          <w:sz w:val="24"/>
+          <w:szCs w:val="24"/>
+        </w:rPr>
+        <w:t>trl_noted_by_position</w:t>
+      </w:r>
+      <w:proofErr w:type="spellEnd"/>
+      <w:r>
+        <w:rPr>
+          <w:rFonts w:ascii="Times New Roman" w:eastAsia="Times New Roman" w:hAnsi="Times New Roman" w:cs="Times New Roman"/>
+          <w:i/>
+          <w:iCs/>
+          <w:sz w:val="24"/>
+          <w:szCs w:val="24"/>
+        </w:rPr>
+        <w:t>}</w:t>
       </w:r>
     </w:p>
     <w:p>
@@ -4663,7 +5853,31 @@
           <w:szCs w:val="24"/>
           <w:u w:val="single"/>
         </w:rPr>
-        <w:t>${approved_by}</w:t>
+        <w:t>${</w:t>
+      </w:r>
+      <w:proofErr w:type="spellStart"/>
+      <w:r>
+        <w:rPr>
+          <w:rFonts w:ascii="Times New Roman" w:eastAsia="Times New Roman" w:hAnsi="Times New Roman" w:cs="Times New Roman"/>
+          <w:b/>
+          <w:bCs/>
+          <w:sz w:val="24"/>
+          <w:szCs w:val="24"/>
+          <w:u w:val="single"/>
+        </w:rPr>
+        <w:t>approved_by</w:t>
+      </w:r>
+      <w:proofErr w:type="spellEnd"/>
+      <w:r>
+        <w:rPr>
+          <w:rFonts w:ascii="Times New Roman" w:eastAsia="Times New Roman" w:hAnsi="Times New Roman" w:cs="Times New Roman"/>
+          <w:b/>
+          <w:bCs/>
+          <w:sz w:val="24"/>
+          <w:szCs w:val="24"/>
+          <w:u w:val="single"/>
+        </w:rPr>
+        <w:t>}</w:t>
       </w:r>
       <w:r>
         <w:rPr>
@@ -4804,7 +6018,27 @@
         <w:sz w:val="16"/>
         <w:szCs w:val="16"/>
       </w:rPr>
-      <w:t>PUP A. Mabini Campus, Anonas Street, Sta. Mesa, Manila 1016</w:t>
+      <w:t xml:space="preserve">PUP A. Mabini Campus, </w:t>
+    </w:r>
+    <w:proofErr w:type="spellStart"/>
+    <w:r>
+      <w:rPr>
+        <w:rFonts w:ascii="Arial" w:eastAsia="Arial" w:hAnsi="Arial" w:cs="Arial"/>
+        <w:color w:val="000000"/>
+        <w:sz w:val="16"/>
+        <w:szCs w:val="16"/>
+      </w:rPr>
+      <w:t>Anonas</w:t>
+    </w:r>
+    <w:proofErr w:type="spellEnd"/>
+    <w:r>
+      <w:rPr>
+        <w:rFonts w:ascii="Arial" w:eastAsia="Arial" w:hAnsi="Arial" w:cs="Arial"/>
+        <w:color w:val="000000"/>
+        <w:sz w:val="16"/>
+        <w:szCs w:val="16"/>
+      </w:rPr>
+      <w:t xml:space="preserve"> Street, Sta. Mesa, Manila 1016</w:t>
     </w:r>
     <w:r>
       <w:rPr>

--- a/resources/document-templates/startup-tech-assessment-trl-template.docx
+++ b/resources/document-templates/startup-tech-assessment-trl-template.docx
@@ -5567,6 +5567,15 @@
       </w:tr>
     </w:tbl>
     <w:p/>
+    <w:p/>
+    <w:p>
+      <w:pPr>
+        <w:spacing w:after="0"/>
+      </w:pPr>
+      <w:r>
+        <w:t>${sig_slot_1}</w:t>
+      </w:r>
+    </w:p>
     <w:p>
       <w:pPr>
         <w:keepNext/>
@@ -5585,7 +5594,7 @@
           <w:sz w:val="24"/>
           <w:szCs w:val="24"/>
         </w:rPr>
-        <w:t xml:space="preserve">Prepared By: </w:t>
+        <w:t xml:space="preserve">${prepared_by_label}</w:t>
       </w:r>
     </w:p>
     <w:p>
@@ -5696,14 +5705,49 @@
         <w:keepNext/>
         <w:spacing w:after="0"/>
         <w:rPr>
+          <w:sz w:val="12"/>
+          <w:szCs w:val="12"/>
+        </w:rPr>
+      </w:pPr>
+      <w:r>
+        <w:rPr>
+          <w:sz w:val="24"/>
+          <w:szCs w:val="24"/>
+        </w:rPr>
+        <w:t xml:space="preserve"> </w:t>
+      </w:r>
+    </w:p>
+    <w:p>
+      <w:pPr>
+        <w:spacing w:after="0"/>
+      </w:pPr>
+      <w:r>
+        <w:t>${/sig_slot_1}</w:t>
+      </w:r>
+    </w:p>
+    <w:p>
+      <w:pPr>
+        <w:spacing w:after="0"/>
+      </w:pPr>
+      <w:r>
+        <w:t>${sig_slot_2}</w:t>
+      </w:r>
+    </w:p>
+    <w:p>
+      <w:pPr>
+        <w:keepNext/>
+        <w:spacing w:after="0"/>
+        <w:rPr>
           <w:rFonts w:ascii="Times New Roman" w:eastAsia="Times New Roman" w:hAnsi="Times New Roman" w:cs="Times New Roman"/>
         </w:rPr>
       </w:pPr>
       <w:r>
         <w:rPr>
           <w:rFonts w:ascii="Times New Roman" w:eastAsia="Times New Roman" w:hAnsi="Times New Roman" w:cs="Times New Roman"/>
+          <w:sz w:val="24"/>
+          <w:szCs w:val="24"/>
         </w:rPr>
-        <w:t>Noted By:</w:t>
+        <w:t xml:space="preserve">${trl_noted_by_label}</w:t>
       </w:r>
     </w:p>
     <w:p>
@@ -5815,6 +5859,14 @@
     </w:p>
     <w:p>
       <w:pPr>
+        <w:spacing w:after="0"/>
+      </w:pPr>
+      <w:r>
+        <w:t>${/sig_slot_2}</w:t>
+      </w:r>
+    </w:p>
+    <w:p>
+      <w:pPr>
         <w:keepNext/>
         <w:spacing w:after="0"/>
         <w:ind w:left="3600"/>
@@ -5825,8 +5877,10 @@
       <w:r>
         <w:rPr>
           <w:rFonts w:ascii="Times New Roman" w:eastAsia="Times New Roman" w:hAnsi="Times New Roman" w:cs="Times New Roman"/>
+          <w:sz w:val="24"/>
+          <w:szCs w:val="24"/>
         </w:rPr>
-        <w:t>Approved by:</w:t>
+        <w:t xml:space="preserve">${approved_by_label}</w:t>
       </w:r>
     </w:p>
     <w:p>
@@ -5914,30 +5968,6 @@
           <w:szCs w:val="24"/>
         </w:rPr>
         <w:t>${approved_by_position_1}</w:t>
-      </w:r>
-    </w:p>
-    <w:p>
-      <w:pPr>
-        <w:spacing w:after="0" w:line="240" w:lineRule="auto"/>
-        <w:ind w:left="3600"/>
-        <w:jc w:val="both"/>
-        <w:rPr>
-          <w:rFonts w:ascii="Times New Roman" w:eastAsia="Times New Roman" w:hAnsi="Times New Roman" w:cs="Times New Roman"/>
-          <w:i/>
-          <w:iCs/>
-          <w:sz w:val="24"/>
-          <w:szCs w:val="24"/>
-        </w:rPr>
-      </w:pPr>
-      <w:r>
-        <w:rPr>
-          <w:rFonts w:ascii="Times New Roman" w:eastAsia="Times New Roman" w:hAnsi="Times New Roman" w:cs="Times New Roman"/>
-          <w:i/>
-          <w:iCs/>
-          <w:sz w:val="24"/>
-          <w:szCs w:val="24"/>
-        </w:rPr>
-        <w:t>${approved_by_position_2}</w:t>
       </w:r>
     </w:p>
     <w:p>

--- a/resources/document-templates/startup-tech-assessment-trl-template.docx
+++ b/resources/document-templates/startup-tech-assessment-trl-template.docx
@@ -5969,14 +5969,6 @@
         </w:rPr>
         <w:t>${approved_by_position_1}</w:t>
       </w:r>
-    </w:p>
-    <w:p>
-      <w:pPr>
-        <w:rPr>
-          <w:b/>
-          <w:bCs/>
-        </w:rPr>
-      </w:pPr>
     </w:p>
     <w:sectPr>
       <w:headerReference w:type="default" r:id="rId9"/>

--- a/resources/document-templates/startup-tech-assessment-trl-template.docx
+++ b/resources/document-templates/startup-tech-assessment-trl-template.docx
@@ -5869,7 +5869,7 @@
       <w:pPr>
         <w:keepNext/>
         <w:spacing w:after="0"/>
-        <w:ind w:left="3600"/>
+        <w:ind w:left="3270"/>
         <w:rPr>
           <w:rFonts w:ascii="Times New Roman" w:eastAsia="Times New Roman" w:hAnsi="Times New Roman" w:cs="Times New Roman"/>
         </w:rPr>
@@ -5887,8 +5887,8 @@
       <w:pPr>
         <w:keepNext/>
         <w:spacing w:after="0" w:line="240" w:lineRule="auto"/>
-        <w:ind w:left="3600"/>
-        <w:jc w:val="both"/>
+        <w:ind w:left="3270"/>
+        <w:jc w:val="left"/>
         <w:rPr>
           <w:rFonts w:ascii="Times New Roman" w:eastAsia="Times New Roman" w:hAnsi="Times New Roman" w:cs="Times New Roman"/>
           <w:b/>
@@ -5933,24 +5933,13 @@
         </w:rPr>
         <w:t>}</w:t>
       </w:r>
-      <w:r>
-        <w:rPr>
-          <w:rFonts w:ascii="Times New Roman" w:eastAsia="Times New Roman" w:hAnsi="Times New Roman" w:cs="Times New Roman"/>
-          <w:b/>
-          <w:bCs/>
-          <w:sz w:val="24"/>
-          <w:szCs w:val="24"/>
-          <w:u w:val="single"/>
-        </w:rPr>
-        <w:tab/>
-      </w:r>
     </w:p>
     <w:p>
       <w:pPr>
         <w:keepNext/>
         <w:spacing w:after="0" w:line="240" w:lineRule="auto"/>
-        <w:ind w:left="3600"/>
-        <w:jc w:val="both"/>
+        <w:ind w:left="3270"/>
+        <w:jc w:val="left"/>
         <w:rPr>
           <w:rFonts w:ascii="Times New Roman" w:eastAsia="Times New Roman" w:hAnsi="Times New Roman" w:cs="Times New Roman"/>
           <w:i/>

--- a/resources/document-templates/startup-tech-assessment-trl-template.docx
+++ b/resources/document-templates/startup-tech-assessment-trl-template.docx
@@ -5659,6 +5659,8 @@
       <w:r>
         <w:rPr>
           <w:rFonts w:ascii="Times New Roman" w:eastAsia="Times New Roman" w:hAnsi="Times New Roman" w:cs="Times New Roman"/>
+          <w:i/>
+          <w:iCs/>
           <w:sz w:val="24"/>
           <w:szCs w:val="24"/>
         </w:rPr>
@@ -5668,6 +5670,8 @@
       <w:r>
         <w:rPr>
           <w:rFonts w:ascii="Times New Roman" w:eastAsia="Times New Roman" w:hAnsi="Times New Roman" w:cs="Times New Roman"/>
+          <w:i/>
+          <w:iCs/>
           <w:sz w:val="24"/>
           <w:szCs w:val="24"/>
         </w:rPr>
@@ -5677,6 +5681,8 @@
       <w:r>
         <w:rPr>
           <w:rFonts w:ascii="Times New Roman" w:eastAsia="Times New Roman" w:hAnsi="Times New Roman" w:cs="Times New Roman"/>
+          <w:i/>
+          <w:iCs/>
           <w:sz w:val="24"/>
           <w:szCs w:val="24"/>
         </w:rPr>

--- a/resources/document-templates/startup-tech-assessment-trl-template.docx
+++ b/resources/document-templates/startup-tech-assessment-trl-template.docx
@@ -304,25 +304,7 @@
                 <w:sz w:val="18"/>
                 <w:szCs w:val="18"/>
               </w:rPr>
-              <w:t>Startup / Company Name: ${</w:t>
-            </w:r>
-            <w:proofErr w:type="spellStart"/>
-            <w:r>
-              <w:rPr>
-                <w:rFonts w:ascii="Times New Roman" w:eastAsia="Times New Roman" w:hAnsi="Times New Roman" w:cs="Times New Roman"/>
-                <w:sz w:val="18"/>
-                <w:szCs w:val="18"/>
-              </w:rPr>
-              <w:t>company_name</w:t>
-            </w:r>
-            <w:proofErr w:type="spellEnd"/>
-            <w:r>
-              <w:rPr>
-                <w:rFonts w:ascii="Times New Roman" w:eastAsia="Times New Roman" w:hAnsi="Times New Roman" w:cs="Times New Roman"/>
-                <w:sz w:val="18"/>
-                <w:szCs w:val="18"/>
-              </w:rPr>
-              <w:t>}</w:t>
+              <w:t>Startup / Company Name: ${company_name}</w:t>
             </w:r>
           </w:p>
         </w:tc>
@@ -345,25 +327,7 @@
                 <w:sz w:val="20"/>
                 <w:szCs w:val="20"/>
               </w:rPr>
-              <w:t>Date of Assessment: ${</w:t>
-            </w:r>
-            <w:proofErr w:type="spellStart"/>
-            <w:r>
-              <w:rPr>
-                <w:rFonts w:ascii="Times New Roman" w:eastAsia="Times New Roman" w:hAnsi="Times New Roman" w:cs="Times New Roman"/>
-                <w:sz w:val="20"/>
-                <w:szCs w:val="20"/>
-              </w:rPr>
-              <w:t>assessment_date</w:t>
-            </w:r>
-            <w:proofErr w:type="spellEnd"/>
-            <w:r>
-              <w:rPr>
-                <w:rFonts w:ascii="Times New Roman" w:eastAsia="Times New Roman" w:hAnsi="Times New Roman" w:cs="Times New Roman"/>
-                <w:sz w:val="20"/>
-                <w:szCs w:val="20"/>
-              </w:rPr>
-              <w:t>}</w:t>
+              <w:t>Date of Assessment: ${assessment_date}</w:t>
             </w:r>
           </w:p>
         </w:tc>
@@ -414,25 +378,7 @@
                 <w:sz w:val="18"/>
                 <w:szCs w:val="18"/>
               </w:rPr>
-              <w:t>Contact Information: ${</w:t>
-            </w:r>
-            <w:proofErr w:type="spellStart"/>
-            <w:r>
-              <w:rPr>
-                <w:rFonts w:ascii="Times New Roman" w:eastAsia="Times New Roman" w:hAnsi="Times New Roman" w:cs="Times New Roman"/>
-                <w:sz w:val="18"/>
-                <w:szCs w:val="18"/>
-              </w:rPr>
-              <w:t>contact_info</w:t>
-            </w:r>
-            <w:proofErr w:type="spellEnd"/>
-            <w:r>
-              <w:rPr>
-                <w:rFonts w:ascii="Times New Roman" w:eastAsia="Times New Roman" w:hAnsi="Times New Roman" w:cs="Times New Roman"/>
-                <w:sz w:val="18"/>
-                <w:szCs w:val="18"/>
-              </w:rPr>
-              <w:t>}</w:t>
+              <w:t>Contact Information: ${contact_info}</w:t>
             </w:r>
           </w:p>
         </w:tc>
@@ -460,43 +406,7 @@
                 <w:sz w:val="18"/>
                 <w:szCs w:val="18"/>
               </w:rPr>
-              <w:t xml:space="preserve">Tech </w:t>
-            </w:r>
-            <w:proofErr w:type="gramStart"/>
-            <w:r>
-              <w:rPr>
-                <w:rFonts w:ascii="Times New Roman" w:eastAsia="Times New Roman" w:hAnsi="Times New Roman" w:cs="Times New Roman"/>
-                <w:sz w:val="18"/>
-                <w:szCs w:val="18"/>
-              </w:rPr>
-              <w:t>Lead</w:t>
-            </w:r>
-            <w:proofErr w:type="gramEnd"/>
-            <w:r>
-              <w:rPr>
-                <w:rFonts w:ascii="Times New Roman" w:eastAsia="Times New Roman" w:hAnsi="Times New Roman" w:cs="Times New Roman"/>
-                <w:sz w:val="18"/>
-                <w:szCs w:val="18"/>
-              </w:rPr>
-              <w:t>:  ${</w:t>
-            </w:r>
-            <w:proofErr w:type="spellStart"/>
-            <w:r>
-              <w:rPr>
-                <w:rFonts w:ascii="Times New Roman" w:eastAsia="Times New Roman" w:hAnsi="Times New Roman" w:cs="Times New Roman"/>
-                <w:sz w:val="18"/>
-                <w:szCs w:val="18"/>
-              </w:rPr>
-              <w:t>tech_lead</w:t>
-            </w:r>
-            <w:proofErr w:type="spellEnd"/>
-            <w:r>
-              <w:rPr>
-                <w:rFonts w:ascii="Times New Roman" w:eastAsia="Times New Roman" w:hAnsi="Times New Roman" w:cs="Times New Roman"/>
-                <w:sz w:val="18"/>
-                <w:szCs w:val="18"/>
-              </w:rPr>
-              <w:t>}</w:t>
+              <w:t>Tech Lead:  ${tech_lead}</w:t>
             </w:r>
           </w:p>
         </w:tc>
@@ -552,25 +462,7 @@
                     <w:sz w:val="18"/>
                     <w:szCs w:val="18"/>
                   </w:rPr>
-                  <w:t>${</w:t>
-                </w:r>
-                <w:proofErr w:type="spellStart"/>
-                <w:r>
-                  <w:rPr>
-                    <w:rFonts w:ascii="Arial Unicode MS" w:eastAsia="Arial Unicode MS" w:hAnsi="Arial Unicode MS" w:cs="Arial Unicode MS"/>
-                    <w:sz w:val="18"/>
-                    <w:szCs w:val="18"/>
-                  </w:rPr>
-                  <w:t>cb_industry_ai</w:t>
-                </w:r>
-                <w:proofErr w:type="spellEnd"/>
-                <w:r>
-                  <w:rPr>
-                    <w:rFonts w:ascii="Arial Unicode MS" w:eastAsia="Arial Unicode MS" w:hAnsi="Arial Unicode MS" w:cs="Arial Unicode MS"/>
-                    <w:sz w:val="18"/>
-                    <w:szCs w:val="18"/>
-                  </w:rPr>
-                  <w:t>}</w:t>
+                  <w:t>${cb_industry_ai}</w:t>
                 </w:r>
               </w:sdtContent>
             </w:sdt>
@@ -594,25 +486,7 @@
                     <w:sz w:val="18"/>
                     <w:szCs w:val="18"/>
                   </w:rPr>
-                  <w:t>${</w:t>
-                </w:r>
-                <w:proofErr w:type="spellStart"/>
-                <w:r>
-                  <w:rPr>
-                    <w:rFonts w:ascii="Arial Unicode MS" w:eastAsia="Arial Unicode MS" w:hAnsi="Arial Unicode MS" w:cs="Arial Unicode MS"/>
-                    <w:sz w:val="18"/>
-                    <w:szCs w:val="18"/>
-                  </w:rPr>
-                  <w:t>cb_industry_iot</w:t>
-                </w:r>
-                <w:proofErr w:type="spellEnd"/>
-                <w:r>
-                  <w:rPr>
-                    <w:rFonts w:ascii="Arial Unicode MS" w:eastAsia="Arial Unicode MS" w:hAnsi="Arial Unicode MS" w:cs="Arial Unicode MS"/>
-                    <w:sz w:val="18"/>
-                    <w:szCs w:val="18"/>
-                  </w:rPr>
-                  <w:t>}</w:t>
+                  <w:t>${cb_industry_iot}</w:t>
                 </w:r>
               </w:sdtContent>
             </w:sdt>
@@ -636,25 +510,7 @@
                     <w:sz w:val="18"/>
                     <w:szCs w:val="18"/>
                   </w:rPr>
-                  <w:t>${</w:t>
-                </w:r>
-                <w:proofErr w:type="spellStart"/>
-                <w:r>
-                  <w:rPr>
-                    <w:rFonts w:ascii="Arial Unicode MS" w:eastAsia="Arial Unicode MS" w:hAnsi="Arial Unicode MS" w:cs="Arial Unicode MS"/>
-                    <w:sz w:val="18"/>
-                    <w:szCs w:val="18"/>
-                  </w:rPr>
-                  <w:t>cb_industry_saas</w:t>
-                </w:r>
-                <w:proofErr w:type="spellEnd"/>
-                <w:r>
-                  <w:rPr>
-                    <w:rFonts w:ascii="Arial Unicode MS" w:eastAsia="Arial Unicode MS" w:hAnsi="Arial Unicode MS" w:cs="Arial Unicode MS"/>
-                    <w:sz w:val="18"/>
-                    <w:szCs w:val="18"/>
-                  </w:rPr>
-                  <w:t>}</w:t>
+                  <w:t>${cb_industry_saas}</w:t>
                 </w:r>
               </w:sdtContent>
             </w:sdt>
@@ -678,25 +534,7 @@
                     <w:sz w:val="18"/>
                     <w:szCs w:val="18"/>
                   </w:rPr>
-                  <w:t>${</w:t>
-                </w:r>
-                <w:proofErr w:type="spellStart"/>
-                <w:r>
-                  <w:rPr>
-                    <w:rFonts w:ascii="Arial Unicode MS" w:eastAsia="Arial Unicode MS" w:hAnsi="Arial Unicode MS" w:cs="Arial Unicode MS"/>
-                    <w:sz w:val="18"/>
-                    <w:szCs w:val="18"/>
-                  </w:rPr>
-                  <w:t>cb_industry_supply_chain</w:t>
-                </w:r>
-                <w:proofErr w:type="spellEnd"/>
-                <w:r>
-                  <w:rPr>
-                    <w:rFonts w:ascii="Arial Unicode MS" w:eastAsia="Arial Unicode MS" w:hAnsi="Arial Unicode MS" w:cs="Arial Unicode MS"/>
-                    <w:sz w:val="18"/>
-                    <w:szCs w:val="18"/>
-                  </w:rPr>
-                  <w:t>}</w:t>
+                  <w:t>${cb_industry_supply_chain}</w:t>
                 </w:r>
               </w:sdtContent>
             </w:sdt>
@@ -738,25 +576,7 @@
                     <w:sz w:val="18"/>
                     <w:szCs w:val="18"/>
                   </w:rPr>
-                  <w:t>${</w:t>
-                </w:r>
-                <w:proofErr w:type="spellStart"/>
-                <w:r>
-                  <w:rPr>
-                    <w:rFonts w:ascii="Arial Unicode MS" w:eastAsia="Arial Unicode MS" w:hAnsi="Arial Unicode MS" w:cs="Arial Unicode MS"/>
-                    <w:sz w:val="18"/>
-                    <w:szCs w:val="18"/>
-                  </w:rPr>
-                  <w:t>cb_industry_healthtech</w:t>
-                </w:r>
-                <w:proofErr w:type="spellEnd"/>
-                <w:r>
-                  <w:rPr>
-                    <w:rFonts w:ascii="Arial Unicode MS" w:eastAsia="Arial Unicode MS" w:hAnsi="Arial Unicode MS" w:cs="Arial Unicode MS"/>
-                    <w:sz w:val="18"/>
-                    <w:szCs w:val="18"/>
-                  </w:rPr>
-                  <w:t>}</w:t>
+                  <w:t>${cb_industry_healthtech}</w:t>
                 </w:r>
               </w:sdtContent>
             </w:sdt>
@@ -780,25 +600,7 @@
                     <w:sz w:val="18"/>
                     <w:szCs w:val="18"/>
                   </w:rPr>
-                  <w:t>${</w:t>
-                </w:r>
-                <w:proofErr w:type="spellStart"/>
-                <w:r>
-                  <w:rPr>
-                    <w:rFonts w:ascii="Arial Unicode MS" w:eastAsia="Arial Unicode MS" w:hAnsi="Arial Unicode MS" w:cs="Arial Unicode MS"/>
-                    <w:sz w:val="18"/>
-                    <w:szCs w:val="18"/>
-                  </w:rPr>
-                  <w:t>cb_industry_other</w:t>
-                </w:r>
-                <w:proofErr w:type="spellEnd"/>
-                <w:r>
-                  <w:rPr>
-                    <w:rFonts w:ascii="Arial Unicode MS" w:eastAsia="Arial Unicode MS" w:hAnsi="Arial Unicode MS" w:cs="Arial Unicode MS"/>
-                    <w:sz w:val="18"/>
-                    <w:szCs w:val="18"/>
-                  </w:rPr>
-                  <w:t>}</w:t>
+                  <w:t>${cb_industry_other}</w:t>
                 </w:r>
               </w:sdtContent>
             </w:sdt>
@@ -817,27 +619,7 @@
                 <w:szCs w:val="18"/>
                 <w:u w:val="single"/>
               </w:rPr>
-              <w:t>${</w:t>
-            </w:r>
-            <w:proofErr w:type="spellStart"/>
-            <w:r>
-              <w:rPr>
-                <w:rFonts w:ascii="Times New Roman" w:eastAsia="Times New Roman" w:hAnsi="Times New Roman" w:cs="Times New Roman"/>
-                <w:sz w:val="18"/>
-                <w:szCs w:val="18"/>
-                <w:u w:val="single"/>
-              </w:rPr>
-              <w:t>industry_focus_other_text</w:t>
-            </w:r>
-            <w:proofErr w:type="spellEnd"/>
-            <w:r>
-              <w:rPr>
-                <w:rFonts w:ascii="Times New Roman" w:eastAsia="Times New Roman" w:hAnsi="Times New Roman" w:cs="Times New Roman"/>
-                <w:sz w:val="18"/>
-                <w:szCs w:val="18"/>
-                <w:u w:val="single"/>
-              </w:rPr>
-              <w:t>}</w:t>
+              <w:t>${industry_focus_other_text}</w:t>
             </w:r>
           </w:p>
         </w:tc>
@@ -1229,9 +1011,26 @@
                 <w:szCs w:val="18"/>
                 <w:u w:val="single"/>
               </w:rPr>
-              <w:t>${</w:t>
-            </w:r>
-            <w:proofErr w:type="spellStart"/>
+              <w:t>${tech_stack_frontend}</w:t>
+            </w:r>
+          </w:p>
+          <w:p>
+            <w:pPr>
+              <w:spacing w:line="276" w:lineRule="auto"/>
+              <w:rPr>
+                <w:rFonts w:ascii="Times New Roman" w:eastAsia="Times New Roman" w:hAnsi="Times New Roman" w:cs="Times New Roman"/>
+                <w:sz w:val="18"/>
+                <w:szCs w:val="18"/>
+              </w:rPr>
+            </w:pPr>
+            <w:r>
+              <w:rPr>
+                <w:rFonts w:ascii="Times New Roman" w:eastAsia="Times New Roman" w:hAnsi="Times New Roman" w:cs="Times New Roman"/>
+                <w:sz w:val="18"/>
+                <w:szCs w:val="18"/>
+              </w:rPr>
+              <w:t xml:space="preserve">Backend: </w:t>
+            </w:r>
             <w:r>
               <w:rPr>
                 <w:rFonts w:ascii="Times New Roman" w:eastAsia="Times New Roman" w:hAnsi="Times New Roman" w:cs="Times New Roman"/>
@@ -1239,9 +1038,26 @@
                 <w:szCs w:val="18"/>
                 <w:u w:val="single"/>
               </w:rPr>
-              <w:t>tech_stack_frontend</w:t>
-            </w:r>
-            <w:proofErr w:type="spellEnd"/>
+              <w:t>${tech_stack_backend}</w:t>
+            </w:r>
+          </w:p>
+          <w:p>
+            <w:pPr>
+              <w:spacing w:line="276" w:lineRule="auto"/>
+              <w:rPr>
+                <w:rFonts w:ascii="Times New Roman" w:eastAsia="Times New Roman" w:hAnsi="Times New Roman" w:cs="Times New Roman"/>
+                <w:sz w:val="18"/>
+                <w:szCs w:val="18"/>
+              </w:rPr>
+            </w:pPr>
+            <w:r>
+              <w:rPr>
+                <w:rFonts w:ascii="Times New Roman" w:eastAsia="Times New Roman" w:hAnsi="Times New Roman" w:cs="Times New Roman"/>
+                <w:sz w:val="18"/>
+                <w:szCs w:val="18"/>
+              </w:rPr>
+              <w:t xml:space="preserve">Database: </w:t>
+            </w:r>
             <w:r>
               <w:rPr>
                 <w:rFonts w:ascii="Times New Roman" w:eastAsia="Times New Roman" w:hAnsi="Times New Roman" w:cs="Times New Roman"/>
@@ -1249,7 +1065,7 @@
                 <w:szCs w:val="18"/>
                 <w:u w:val="single"/>
               </w:rPr>
-              <w:t>}</w:t>
+              <w:t>${tech_stack_database}</w:t>
             </w:r>
           </w:p>
           <w:p>
@@ -1267,7 +1083,15 @@
                 <w:sz w:val="18"/>
                 <w:szCs w:val="18"/>
               </w:rPr>
-              <w:t xml:space="preserve">Backend: </w:t>
+              <w:t>API’s</w:t>
+            </w:r>
+            <w:r>
+              <w:rPr>
+                <w:rFonts w:ascii="Times New Roman" w:eastAsia="Times New Roman" w:hAnsi="Times New Roman" w:cs="Times New Roman"/>
+                <w:sz w:val="18"/>
+                <w:szCs w:val="18"/>
+              </w:rPr>
+              <w:t xml:space="preserve">: </w:t>
             </w:r>
             <w:r>
               <w:rPr>
@@ -1276,9 +1100,26 @@
                 <w:szCs w:val="18"/>
                 <w:u w:val="single"/>
               </w:rPr>
-              <w:t>${</w:t>
-            </w:r>
-            <w:proofErr w:type="spellStart"/>
+              <w:t>${tech_stack_apis}</w:t>
+            </w:r>
+          </w:p>
+          <w:p>
+            <w:pPr>
+              <w:spacing w:line="276" w:lineRule="auto"/>
+              <w:rPr>
+                <w:rFonts w:ascii="Times New Roman" w:eastAsia="Times New Roman" w:hAnsi="Times New Roman" w:cs="Times New Roman"/>
+                <w:sz w:val="18"/>
+                <w:szCs w:val="18"/>
+              </w:rPr>
+            </w:pPr>
+            <w:r>
+              <w:rPr>
+                <w:rFonts w:ascii="Times New Roman" w:eastAsia="Times New Roman" w:hAnsi="Times New Roman" w:cs="Times New Roman"/>
+                <w:sz w:val="18"/>
+                <w:szCs w:val="18"/>
+              </w:rPr>
+              <w:t xml:space="preserve">Frameworks: </w:t>
+            </w:r>
             <w:r>
               <w:rPr>
                 <w:rFonts w:ascii="Times New Roman" w:eastAsia="Times New Roman" w:hAnsi="Times New Roman" w:cs="Times New Roman"/>
@@ -1286,166 +1127,7 @@
                 <w:szCs w:val="18"/>
                 <w:u w:val="single"/>
               </w:rPr>
-              <w:t>tech_stack_backend</w:t>
-            </w:r>
-            <w:proofErr w:type="spellEnd"/>
-            <w:r>
-              <w:rPr>
-                <w:rFonts w:ascii="Times New Roman" w:eastAsia="Times New Roman" w:hAnsi="Times New Roman" w:cs="Times New Roman"/>
-                <w:sz w:val="18"/>
-                <w:szCs w:val="18"/>
-                <w:u w:val="single"/>
-              </w:rPr>
-              <w:t>}</w:t>
-            </w:r>
-          </w:p>
-          <w:p>
-            <w:pPr>
-              <w:spacing w:line="276" w:lineRule="auto"/>
-              <w:rPr>
-                <w:rFonts w:ascii="Times New Roman" w:eastAsia="Times New Roman" w:hAnsi="Times New Roman" w:cs="Times New Roman"/>
-                <w:sz w:val="18"/>
-                <w:szCs w:val="18"/>
-              </w:rPr>
-            </w:pPr>
-            <w:r>
-              <w:rPr>
-                <w:rFonts w:ascii="Times New Roman" w:eastAsia="Times New Roman" w:hAnsi="Times New Roman" w:cs="Times New Roman"/>
-                <w:sz w:val="18"/>
-                <w:szCs w:val="18"/>
-              </w:rPr>
-              <w:t xml:space="preserve">Database: </w:t>
-            </w:r>
-            <w:r>
-              <w:rPr>
-                <w:rFonts w:ascii="Times New Roman" w:eastAsia="Times New Roman" w:hAnsi="Times New Roman" w:cs="Times New Roman"/>
-                <w:sz w:val="18"/>
-                <w:szCs w:val="18"/>
-                <w:u w:val="single"/>
-              </w:rPr>
-              <w:t>${</w:t>
-            </w:r>
-            <w:proofErr w:type="spellStart"/>
-            <w:r>
-              <w:rPr>
-                <w:rFonts w:ascii="Times New Roman" w:eastAsia="Times New Roman" w:hAnsi="Times New Roman" w:cs="Times New Roman"/>
-                <w:sz w:val="18"/>
-                <w:szCs w:val="18"/>
-                <w:u w:val="single"/>
-              </w:rPr>
-              <w:t>tech_stack_database</w:t>
-            </w:r>
-            <w:proofErr w:type="spellEnd"/>
-            <w:r>
-              <w:rPr>
-                <w:rFonts w:ascii="Times New Roman" w:eastAsia="Times New Roman" w:hAnsi="Times New Roman" w:cs="Times New Roman"/>
-                <w:sz w:val="18"/>
-                <w:szCs w:val="18"/>
-                <w:u w:val="single"/>
-              </w:rPr>
-              <w:t>}</w:t>
-            </w:r>
-          </w:p>
-          <w:p>
-            <w:pPr>
-              <w:spacing w:line="276" w:lineRule="auto"/>
-              <w:rPr>
-                <w:rFonts w:ascii="Times New Roman" w:eastAsia="Times New Roman" w:hAnsi="Times New Roman" w:cs="Times New Roman"/>
-                <w:sz w:val="18"/>
-                <w:szCs w:val="18"/>
-              </w:rPr>
-            </w:pPr>
-            <w:r>
-              <w:rPr>
-                <w:rFonts w:ascii="Times New Roman" w:eastAsia="Times New Roman" w:hAnsi="Times New Roman" w:cs="Times New Roman"/>
-                <w:sz w:val="18"/>
-                <w:szCs w:val="18"/>
-              </w:rPr>
-              <w:t>API’s</w:t>
-            </w:r>
-            <w:r>
-              <w:rPr>
-                <w:rFonts w:ascii="Times New Roman" w:eastAsia="Times New Roman" w:hAnsi="Times New Roman" w:cs="Times New Roman"/>
-                <w:sz w:val="18"/>
-                <w:szCs w:val="18"/>
-              </w:rPr>
-              <w:t xml:space="preserve">: </w:t>
-            </w:r>
-            <w:r>
-              <w:rPr>
-                <w:rFonts w:ascii="Times New Roman" w:eastAsia="Times New Roman" w:hAnsi="Times New Roman" w:cs="Times New Roman"/>
-                <w:sz w:val="18"/>
-                <w:szCs w:val="18"/>
-                <w:u w:val="single"/>
-              </w:rPr>
-              <w:t>${</w:t>
-            </w:r>
-            <w:proofErr w:type="spellStart"/>
-            <w:r>
-              <w:rPr>
-                <w:rFonts w:ascii="Times New Roman" w:eastAsia="Times New Roman" w:hAnsi="Times New Roman" w:cs="Times New Roman"/>
-                <w:sz w:val="18"/>
-                <w:szCs w:val="18"/>
-                <w:u w:val="single"/>
-              </w:rPr>
-              <w:t>tech_stack_apis</w:t>
-            </w:r>
-            <w:proofErr w:type="spellEnd"/>
-            <w:r>
-              <w:rPr>
-                <w:rFonts w:ascii="Times New Roman" w:eastAsia="Times New Roman" w:hAnsi="Times New Roman" w:cs="Times New Roman"/>
-                <w:sz w:val="18"/>
-                <w:szCs w:val="18"/>
-                <w:u w:val="single"/>
-              </w:rPr>
-              <w:t>}</w:t>
-            </w:r>
-          </w:p>
-          <w:p>
-            <w:pPr>
-              <w:spacing w:line="276" w:lineRule="auto"/>
-              <w:rPr>
-                <w:rFonts w:ascii="Times New Roman" w:eastAsia="Times New Roman" w:hAnsi="Times New Roman" w:cs="Times New Roman"/>
-                <w:sz w:val="18"/>
-                <w:szCs w:val="18"/>
-              </w:rPr>
-            </w:pPr>
-            <w:r>
-              <w:rPr>
-                <w:rFonts w:ascii="Times New Roman" w:eastAsia="Times New Roman" w:hAnsi="Times New Roman" w:cs="Times New Roman"/>
-                <w:sz w:val="18"/>
-                <w:szCs w:val="18"/>
-              </w:rPr>
-              <w:t xml:space="preserve">Frameworks: </w:t>
-            </w:r>
-            <w:r>
-              <w:rPr>
-                <w:rFonts w:ascii="Times New Roman" w:eastAsia="Times New Roman" w:hAnsi="Times New Roman" w:cs="Times New Roman"/>
-                <w:sz w:val="18"/>
-                <w:szCs w:val="18"/>
-                <w:u w:val="single"/>
-              </w:rPr>
-              <w:t>${</w:t>
-            </w:r>
-            <w:proofErr w:type="spellStart"/>
-            <w:r>
-              <w:rPr>
-                <w:rFonts w:ascii="Times New Roman" w:eastAsia="Times New Roman" w:hAnsi="Times New Roman" w:cs="Times New Roman"/>
-                <w:sz w:val="18"/>
-                <w:szCs w:val="18"/>
-                <w:u w:val="single"/>
-              </w:rPr>
-              <w:t>tech_stack_frameworks</w:t>
-            </w:r>
-            <w:proofErr w:type="spellEnd"/>
-            <w:r>
-              <w:rPr>
-                <w:rFonts w:ascii="Times New Roman" w:eastAsia="Times New Roman" w:hAnsi="Times New Roman" w:cs="Times New Roman"/>
-                <w:sz w:val="18"/>
-                <w:szCs w:val="18"/>
-                <w:u w:val="single"/>
-              </w:rPr>
-              <w:t>}</w:t>
+              <w:t>${tech_stack_frameworks}</w:t>
             </w:r>
           </w:p>
         </w:tc>
@@ -1511,25 +1193,7 @@
                     <w:sz w:val="18"/>
                     <w:szCs w:val="18"/>
                   </w:rPr>
-                  <w:t>${</w:t>
-                </w:r>
-                <w:proofErr w:type="spellStart"/>
-                <w:r>
-                  <w:rPr>
-                    <w:rFonts w:ascii="Arial Unicode MS" w:eastAsia="Arial Unicode MS" w:hAnsi="Arial Unicode MS" w:cs="Arial Unicode MS"/>
-                    <w:sz w:val="18"/>
-                    <w:szCs w:val="18"/>
-                  </w:rPr>
-                  <w:t>cb_challenge_prototype_dev</w:t>
-                </w:r>
-                <w:proofErr w:type="spellEnd"/>
-                <w:r>
-                  <w:rPr>
-                    <w:rFonts w:ascii="Arial Unicode MS" w:eastAsia="Arial Unicode MS" w:hAnsi="Arial Unicode MS" w:cs="Arial Unicode MS"/>
-                    <w:sz w:val="18"/>
-                    <w:szCs w:val="18"/>
-                  </w:rPr>
-                  <w:t>}</w:t>
+                  <w:t>${cb_challenge_prototype_dev}</w:t>
                 </w:r>
               </w:sdtContent>
             </w:sdt>
@@ -1563,25 +1227,7 @@
                     <w:sz w:val="18"/>
                     <w:szCs w:val="18"/>
                   </w:rPr>
-                  <w:t>${</w:t>
-                </w:r>
-                <w:proofErr w:type="spellStart"/>
-                <w:r>
-                  <w:rPr>
-                    <w:rFonts w:ascii="Arial Unicode MS" w:eastAsia="Arial Unicode MS" w:hAnsi="Arial Unicode MS" w:cs="Arial Unicode MS"/>
-                    <w:sz w:val="18"/>
-                    <w:szCs w:val="18"/>
-                  </w:rPr>
-                  <w:t>cb_challenge_scalability</w:t>
-                </w:r>
-                <w:proofErr w:type="spellEnd"/>
-                <w:r>
-                  <w:rPr>
-                    <w:rFonts w:ascii="Arial Unicode MS" w:eastAsia="Arial Unicode MS" w:hAnsi="Arial Unicode MS" w:cs="Arial Unicode MS"/>
-                    <w:sz w:val="18"/>
-                    <w:szCs w:val="18"/>
-                  </w:rPr>
-                  <w:t>}</w:t>
+                  <w:t>${cb_challenge_scalability}</w:t>
                 </w:r>
               </w:sdtContent>
             </w:sdt>
@@ -1615,25 +1261,7 @@
                     <w:sz w:val="18"/>
                     <w:szCs w:val="18"/>
                   </w:rPr>
-                  <w:t>${</w:t>
-                </w:r>
-                <w:proofErr w:type="spellStart"/>
-                <w:r>
-                  <w:rPr>
-                    <w:rFonts w:ascii="Arial Unicode MS" w:eastAsia="Arial Unicode MS" w:hAnsi="Arial Unicode MS" w:cs="Arial Unicode MS"/>
-                    <w:sz w:val="18"/>
-                    <w:szCs w:val="18"/>
-                  </w:rPr>
-                  <w:t>cb_challenge_perf_opt</w:t>
-                </w:r>
-                <w:proofErr w:type="spellEnd"/>
-                <w:r>
-                  <w:rPr>
-                    <w:rFonts w:ascii="Arial Unicode MS" w:eastAsia="Arial Unicode MS" w:hAnsi="Arial Unicode MS" w:cs="Arial Unicode MS"/>
-                    <w:sz w:val="18"/>
-                    <w:szCs w:val="18"/>
-                  </w:rPr>
-                  <w:t>}</w:t>
+                  <w:t>${cb_challenge_perf_opt}</w:t>
                 </w:r>
               </w:sdtContent>
             </w:sdt>
@@ -1667,25 +1295,7 @@
                     <w:sz w:val="18"/>
                     <w:szCs w:val="18"/>
                   </w:rPr>
-                  <w:t>${</w:t>
-                </w:r>
-                <w:proofErr w:type="spellStart"/>
-                <w:r>
-                  <w:rPr>
-                    <w:rFonts w:ascii="Arial Unicode MS" w:eastAsia="Arial Unicode MS" w:hAnsi="Arial Unicode MS" w:cs="Arial Unicode MS"/>
-                    <w:sz w:val="18"/>
-                    <w:szCs w:val="18"/>
-                  </w:rPr>
-                  <w:t>cb_challenge_ai_accuracy</w:t>
-                </w:r>
-                <w:proofErr w:type="spellEnd"/>
-                <w:r>
-                  <w:rPr>
-                    <w:rFonts w:ascii="Arial Unicode MS" w:eastAsia="Arial Unicode MS" w:hAnsi="Arial Unicode MS" w:cs="Arial Unicode MS"/>
-                    <w:sz w:val="18"/>
-                    <w:szCs w:val="18"/>
-                  </w:rPr>
-                  <w:t>}</w:t>
+                  <w:t>${cb_challenge_ai_accuracy}</w:t>
                 </w:r>
               </w:sdtContent>
             </w:sdt>
@@ -1719,25 +1329,7 @@
                     <w:sz w:val="18"/>
                     <w:szCs w:val="18"/>
                   </w:rPr>
-                  <w:t>${</w:t>
-                </w:r>
-                <w:proofErr w:type="spellStart"/>
-                <w:r>
-                  <w:rPr>
-                    <w:rFonts w:ascii="Arial Unicode MS" w:eastAsia="Arial Unicode MS" w:hAnsi="Arial Unicode MS" w:cs="Arial Unicode MS"/>
-                    <w:sz w:val="18"/>
-                    <w:szCs w:val="18"/>
-                  </w:rPr>
-                  <w:t>cb_challenge_hardware</w:t>
-                </w:r>
-                <w:proofErr w:type="spellEnd"/>
-                <w:r>
-                  <w:rPr>
-                    <w:rFonts w:ascii="Arial Unicode MS" w:eastAsia="Arial Unicode MS" w:hAnsi="Arial Unicode MS" w:cs="Arial Unicode MS"/>
-                    <w:sz w:val="18"/>
-                    <w:szCs w:val="18"/>
-                  </w:rPr>
-                  <w:t>}</w:t>
+                  <w:t>${cb_challenge_hardware}</w:t>
                 </w:r>
               </w:sdtContent>
             </w:sdt>
@@ -1771,25 +1363,7 @@
                     <w:sz w:val="18"/>
                     <w:szCs w:val="18"/>
                   </w:rPr>
-                  <w:t>${</w:t>
-                </w:r>
-                <w:proofErr w:type="spellStart"/>
-                <w:r>
-                  <w:rPr>
-                    <w:rFonts w:ascii="Arial Unicode MS" w:eastAsia="Arial Unicode MS" w:hAnsi="Arial Unicode MS" w:cs="Arial Unicode MS"/>
-                    <w:sz w:val="18"/>
-                    <w:szCs w:val="18"/>
-                  </w:rPr>
-                  <w:t>cb_challenge_cybersecurity</w:t>
-                </w:r>
-                <w:proofErr w:type="spellEnd"/>
-                <w:r>
-                  <w:rPr>
-                    <w:rFonts w:ascii="Arial Unicode MS" w:eastAsia="Arial Unicode MS" w:hAnsi="Arial Unicode MS" w:cs="Arial Unicode MS"/>
-                    <w:sz w:val="18"/>
-                    <w:szCs w:val="18"/>
-                  </w:rPr>
-                  <w:t>}</w:t>
+                  <w:t>${cb_challenge_cybersecurity}</w:t>
                 </w:r>
               </w:sdtContent>
             </w:sdt>
@@ -1823,25 +1397,7 @@
                     <w:sz w:val="18"/>
                     <w:szCs w:val="18"/>
                   </w:rPr>
-                  <w:t>${</w:t>
-                </w:r>
-                <w:proofErr w:type="spellStart"/>
-                <w:r>
-                  <w:rPr>
-                    <w:rFonts w:ascii="Arial Unicode MS" w:eastAsia="Arial Unicode MS" w:hAnsi="Arial Unicode MS" w:cs="Arial Unicode MS"/>
-                    <w:sz w:val="18"/>
-                    <w:szCs w:val="18"/>
-                  </w:rPr>
-                  <w:t>cb_challenge_integration</w:t>
-                </w:r>
-                <w:proofErr w:type="spellEnd"/>
-                <w:r>
-                  <w:rPr>
-                    <w:rFonts w:ascii="Arial Unicode MS" w:eastAsia="Arial Unicode MS" w:hAnsi="Arial Unicode MS" w:cs="Arial Unicode MS"/>
-                    <w:sz w:val="18"/>
-                    <w:szCs w:val="18"/>
-                  </w:rPr>
-                  <w:t>}</w:t>
+                  <w:t>${cb_challenge_integration}</w:t>
                 </w:r>
               </w:sdtContent>
             </w:sdt>
@@ -1875,25 +1431,7 @@
                     <w:sz w:val="18"/>
                     <w:szCs w:val="18"/>
                   </w:rPr>
-                  <w:t>${</w:t>
-                </w:r>
-                <w:proofErr w:type="spellStart"/>
-                <w:r>
-                  <w:rPr>
-                    <w:rFonts w:ascii="Arial Unicode MS" w:eastAsia="Arial Unicode MS" w:hAnsi="Arial Unicode MS" w:cs="Arial Unicode MS"/>
-                    <w:sz w:val="18"/>
-                    <w:szCs w:val="18"/>
-                  </w:rPr>
-                  <w:t>cb_challenge_cloud_cost</w:t>
-                </w:r>
-                <w:proofErr w:type="spellEnd"/>
-                <w:r>
-                  <w:rPr>
-                    <w:rFonts w:ascii="Arial Unicode MS" w:eastAsia="Arial Unicode MS" w:hAnsi="Arial Unicode MS" w:cs="Arial Unicode MS"/>
-                    <w:sz w:val="18"/>
-                    <w:szCs w:val="18"/>
-                  </w:rPr>
-                  <w:t>}</w:t>
+                  <w:t>${cb_challenge_cloud_cost}</w:t>
                 </w:r>
               </w:sdtContent>
             </w:sdt>
@@ -1927,25 +1465,7 @@
                     <w:sz w:val="18"/>
                     <w:szCs w:val="18"/>
                   </w:rPr>
-                  <w:t>${</w:t>
-                </w:r>
-                <w:proofErr w:type="spellStart"/>
-                <w:r>
-                  <w:rPr>
-                    <w:rFonts w:ascii="Arial Unicode MS" w:eastAsia="Arial Unicode MS" w:hAnsi="Arial Unicode MS" w:cs="Arial Unicode MS"/>
-                    <w:sz w:val="18"/>
-                    <w:szCs w:val="18"/>
-                  </w:rPr>
-                  <w:t>cb_challenge_talent_gaps</w:t>
-                </w:r>
-                <w:proofErr w:type="spellEnd"/>
-                <w:r>
-                  <w:rPr>
-                    <w:rFonts w:ascii="Arial Unicode MS" w:eastAsia="Arial Unicode MS" w:hAnsi="Arial Unicode MS" w:cs="Arial Unicode MS"/>
-                    <w:sz w:val="18"/>
-                    <w:szCs w:val="18"/>
-                  </w:rPr>
-                  <w:t>}</w:t>
+                  <w:t>${cb_challenge_talent_gaps}</w:t>
                 </w:r>
               </w:sdtContent>
             </w:sdt>
@@ -1987,25 +1507,7 @@
                     <w:sz w:val="18"/>
                     <w:szCs w:val="18"/>
                   </w:rPr>
-                  <w:t>${</w:t>
-                </w:r>
-                <w:proofErr w:type="spellStart"/>
-                <w:r>
-                  <w:rPr>
-                    <w:rFonts w:ascii="Arial Unicode MS" w:eastAsia="Arial Unicode MS" w:hAnsi="Arial Unicode MS" w:cs="Arial Unicode MS"/>
-                    <w:sz w:val="18"/>
-                    <w:szCs w:val="18"/>
-                  </w:rPr>
-                  <w:t>cb_challenge_other</w:t>
-                </w:r>
-                <w:proofErr w:type="spellEnd"/>
-                <w:r>
-                  <w:rPr>
-                    <w:rFonts w:ascii="Arial Unicode MS" w:eastAsia="Arial Unicode MS" w:hAnsi="Arial Unicode MS" w:cs="Arial Unicode MS"/>
-                    <w:sz w:val="18"/>
-                    <w:szCs w:val="18"/>
-                  </w:rPr>
-                  <w:t>}</w:t>
+                  <w:t>${cb_challenge_other}</w:t>
                 </w:r>
               </w:sdtContent>
             </w:sdt>
@@ -2024,27 +1526,7 @@
                 <w:szCs w:val="18"/>
                 <w:u w:val="single"/>
               </w:rPr>
-              <w:t>${</w:t>
-            </w:r>
-            <w:proofErr w:type="spellStart"/>
-            <w:r>
-              <w:rPr>
-                <w:rFonts w:ascii="Times New Roman" w:eastAsia="Times New Roman" w:hAnsi="Times New Roman" w:cs="Times New Roman"/>
-                <w:sz w:val="18"/>
-                <w:szCs w:val="18"/>
-                <w:u w:val="single"/>
-              </w:rPr>
-              <w:t>challenge_other_text</w:t>
-            </w:r>
-            <w:proofErr w:type="spellEnd"/>
-            <w:r>
-              <w:rPr>
-                <w:rFonts w:ascii="Times New Roman" w:eastAsia="Times New Roman" w:hAnsi="Times New Roman" w:cs="Times New Roman"/>
-                <w:sz w:val="18"/>
-                <w:szCs w:val="18"/>
-                <w:u w:val="single"/>
-              </w:rPr>
-              <w:t>}</w:t>
+              <w:t>${challenge_other_text}</w:t>
             </w:r>
           </w:p>
           <w:p>
@@ -2205,25 +1687,7 @@
                       <w:sz w:val="18"/>
                       <w:szCs w:val="18"/>
                     </w:rPr>
-                    <w:t>${</w:t>
-                  </w:r>
-                  <w:proofErr w:type="spellStart"/>
-                  <w:r>
-                    <w:rPr>
-                      <w:rFonts w:ascii="Times New Roman" w:hAnsi="Times New Roman" w:cs="Times New Roman"/>
-                      <w:sz w:val="18"/>
-                      <w:szCs w:val="18"/>
-                    </w:rPr>
-                    <w:t>tech_team_cto</w:t>
-                  </w:r>
-                  <w:proofErr w:type="spellEnd"/>
-                  <w:r>
-                    <w:rPr>
-                      <w:rFonts w:ascii="Times New Roman" w:hAnsi="Times New Roman" w:cs="Times New Roman"/>
-                      <w:sz w:val="18"/>
-                      <w:szCs w:val="18"/>
-                    </w:rPr>
-                    <w:t>}</w:t>
+                    <w:t>${tech_team_cto}</w:t>
                   </w:r>
                 </w:p>
               </w:tc>
@@ -2272,25 +1736,7 @@
                       <w:sz w:val="18"/>
                       <w:szCs w:val="18"/>
                     </w:rPr>
-                    <w:t>${</w:t>
-                  </w:r>
-                  <w:proofErr w:type="spellStart"/>
-                  <w:r>
-                    <w:rPr>
-                      <w:rFonts w:ascii="Times New Roman" w:hAnsi="Times New Roman" w:cs="Times New Roman"/>
-                      <w:sz w:val="18"/>
-                      <w:szCs w:val="18"/>
-                    </w:rPr>
-                    <w:t>tech_team_developers</w:t>
-                  </w:r>
-                  <w:proofErr w:type="spellEnd"/>
-                  <w:r>
-                    <w:rPr>
-                      <w:rFonts w:ascii="Times New Roman" w:hAnsi="Times New Roman" w:cs="Times New Roman"/>
-                      <w:sz w:val="18"/>
-                      <w:szCs w:val="18"/>
-                    </w:rPr>
-                    <w:t>}</w:t>
+                    <w:t>${tech_team_developers}</w:t>
                   </w:r>
                 </w:p>
               </w:tc>
@@ -2339,25 +1785,7 @@
                       <w:sz w:val="18"/>
                       <w:szCs w:val="18"/>
                     </w:rPr>
-                    <w:t>${</w:t>
-                  </w:r>
-                  <w:proofErr w:type="spellStart"/>
-                  <w:r>
-                    <w:rPr>
-                      <w:rFonts w:ascii="Times New Roman" w:hAnsi="Times New Roman" w:cs="Times New Roman"/>
-                      <w:sz w:val="18"/>
-                      <w:szCs w:val="18"/>
-                    </w:rPr>
-                    <w:t>tech_team_ai_ml</w:t>
-                  </w:r>
-                  <w:proofErr w:type="spellEnd"/>
-                  <w:r>
-                    <w:rPr>
-                      <w:rFonts w:ascii="Times New Roman" w:hAnsi="Times New Roman" w:cs="Times New Roman"/>
-                      <w:sz w:val="18"/>
-                      <w:szCs w:val="18"/>
-                    </w:rPr>
-                    <w:t>}</w:t>
+                    <w:t>${tech_team_ai_ml}</w:t>
                   </w:r>
                 </w:p>
               </w:tc>
@@ -2406,25 +1834,7 @@
                       <w:sz w:val="18"/>
                       <w:szCs w:val="18"/>
                     </w:rPr>
-                    <w:t>${</w:t>
-                  </w:r>
-                  <w:proofErr w:type="spellStart"/>
-                  <w:r>
-                    <w:rPr>
-                      <w:rFonts w:ascii="Times New Roman" w:hAnsi="Times New Roman" w:cs="Times New Roman"/>
-                      <w:sz w:val="18"/>
-                      <w:szCs w:val="18"/>
-                    </w:rPr>
-                    <w:t>tech_team_hardware</w:t>
-                  </w:r>
-                  <w:proofErr w:type="spellEnd"/>
-                  <w:r>
-                    <w:rPr>
-                      <w:rFonts w:ascii="Times New Roman" w:hAnsi="Times New Roman" w:cs="Times New Roman"/>
-                      <w:sz w:val="18"/>
-                      <w:szCs w:val="18"/>
-                    </w:rPr>
-                    <w:t>}</w:t>
+                    <w:t>${tech_team_hardware}</w:t>
                   </w:r>
                 </w:p>
               </w:tc>
@@ -2473,25 +1883,7 @@
                       <w:sz w:val="18"/>
                       <w:szCs w:val="18"/>
                     </w:rPr>
-                    <w:t>${</w:t>
-                  </w:r>
-                  <w:proofErr w:type="spellStart"/>
-                  <w:r>
-                    <w:rPr>
-                      <w:rFonts w:ascii="Times New Roman" w:hAnsi="Times New Roman" w:cs="Times New Roman"/>
-                      <w:sz w:val="18"/>
-                      <w:szCs w:val="18"/>
-                    </w:rPr>
-                    <w:t>tech_team_devops</w:t>
-                  </w:r>
-                  <w:proofErr w:type="spellEnd"/>
-                  <w:r>
-                    <w:rPr>
-                      <w:rFonts w:ascii="Times New Roman" w:hAnsi="Times New Roman" w:cs="Times New Roman"/>
-                      <w:sz w:val="18"/>
-                      <w:szCs w:val="18"/>
-                    </w:rPr>
-                    <w:t>}</w:t>
+                    <w:t>${tech_team_devops}</w:t>
                   </w:r>
                 </w:p>
               </w:tc>
@@ -2540,25 +1932,7 @@
                       <w:sz w:val="18"/>
                       <w:szCs w:val="18"/>
                     </w:rPr>
-                    <w:t>${</w:t>
-                  </w:r>
-                  <w:proofErr w:type="spellStart"/>
-                  <w:r>
-                    <w:rPr>
-                      <w:rFonts w:ascii="Times New Roman" w:hAnsi="Times New Roman" w:cs="Times New Roman"/>
-                      <w:sz w:val="18"/>
-                      <w:szCs w:val="18"/>
-                    </w:rPr>
-                    <w:t>tech_team_cybersecurity</w:t>
-                  </w:r>
-                  <w:proofErr w:type="spellEnd"/>
-                  <w:r>
-                    <w:rPr>
-                      <w:rFonts w:ascii="Times New Roman" w:hAnsi="Times New Roman" w:cs="Times New Roman"/>
-                      <w:sz w:val="18"/>
-                      <w:szCs w:val="18"/>
-                    </w:rPr>
-                    <w:t>}</w:t>
+                    <w:t>${tech_team_cybersecurity}</w:t>
                   </w:r>
                 </w:p>
               </w:tc>
@@ -2628,25 +2002,7 @@
                     <w:sz w:val="18"/>
                     <w:szCs w:val="18"/>
                   </w:rPr>
-                  <w:t>${</w:t>
-                </w:r>
-                <w:proofErr w:type="spellStart"/>
-                <w:r>
-                  <w:rPr>
-                    <w:rFonts w:ascii="Arial Unicode MS" w:eastAsia="Arial Unicode MS" w:hAnsi="Arial Unicode MS" w:cs="Arial Unicode MS"/>
-                    <w:sz w:val="18"/>
-                    <w:szCs w:val="18"/>
-                  </w:rPr>
-                  <w:t>cb_maturity_concept</w:t>
-                </w:r>
-                <w:proofErr w:type="spellEnd"/>
-                <w:r>
-                  <w:rPr>
-                    <w:rFonts w:ascii="Arial Unicode MS" w:eastAsia="Arial Unicode MS" w:hAnsi="Arial Unicode MS" w:cs="Arial Unicode MS"/>
-                    <w:sz w:val="18"/>
-                    <w:szCs w:val="18"/>
-                  </w:rPr>
-                  <w:t>}</w:t>
+                  <w:t>${cb_maturity_concept}</w:t>
                 </w:r>
               </w:sdtContent>
             </w:sdt>
@@ -2682,25 +2038,7 @@
                     <w:sz w:val="18"/>
                     <w:szCs w:val="18"/>
                   </w:rPr>
-                  <w:t>${</w:t>
-                </w:r>
-                <w:proofErr w:type="spellStart"/>
-                <w:r>
-                  <w:rPr>
-                    <w:rFonts w:ascii="Arial Unicode MS" w:eastAsia="Arial Unicode MS" w:hAnsi="Arial Unicode MS" w:cs="Arial Unicode MS"/>
-                    <w:sz w:val="18"/>
-                    <w:szCs w:val="18"/>
-                  </w:rPr>
-                  <w:t>cb_maturity_functional</w:t>
-                </w:r>
-                <w:proofErr w:type="spellEnd"/>
-                <w:r>
-                  <w:rPr>
-                    <w:rFonts w:ascii="Arial Unicode MS" w:eastAsia="Arial Unicode MS" w:hAnsi="Arial Unicode MS" w:cs="Arial Unicode MS"/>
-                    <w:sz w:val="18"/>
-                    <w:szCs w:val="18"/>
-                  </w:rPr>
-                  <w:t>}</w:t>
+                  <w:t>${cb_maturity_functional}</w:t>
                 </w:r>
               </w:sdtContent>
             </w:sdt>
@@ -2741,25 +2079,7 @@
                     <w:sz w:val="18"/>
                     <w:szCs w:val="18"/>
                   </w:rPr>
-                  <w:t>${</w:t>
-                </w:r>
-                <w:proofErr w:type="spellStart"/>
-                <w:r>
-                  <w:rPr>
-                    <w:rFonts w:ascii="Arial Unicode MS" w:eastAsia="Arial Unicode MS" w:hAnsi="Arial Unicode MS" w:cs="Arial Unicode MS"/>
-                    <w:sz w:val="18"/>
-                    <w:szCs w:val="18"/>
-                  </w:rPr>
-                  <w:t>cb_maturity_mvp</w:t>
-                </w:r>
-                <w:proofErr w:type="spellEnd"/>
-                <w:r>
-                  <w:rPr>
-                    <w:rFonts w:ascii="Arial Unicode MS" w:eastAsia="Arial Unicode MS" w:hAnsi="Arial Unicode MS" w:cs="Arial Unicode MS"/>
-                    <w:sz w:val="18"/>
-                    <w:szCs w:val="18"/>
-                  </w:rPr>
-                  <w:t>}</w:t>
+                  <w:t>${cb_maturity_mvp}</w:t>
                 </w:r>
               </w:sdtContent>
             </w:sdt>
@@ -2800,25 +2120,7 @@
                     <w:sz w:val="18"/>
                     <w:szCs w:val="18"/>
                   </w:rPr>
-                  <w:t>${</w:t>
-                </w:r>
-                <w:proofErr w:type="spellStart"/>
-                <w:r>
-                  <w:rPr>
-                    <w:rFonts w:ascii="Arial Unicode MS" w:eastAsia="Arial Unicode MS" w:hAnsi="Arial Unicode MS" w:cs="Arial Unicode MS"/>
-                    <w:sz w:val="18"/>
-                    <w:szCs w:val="18"/>
-                  </w:rPr>
-                  <w:t>cb_maturity_production</w:t>
-                </w:r>
-                <w:proofErr w:type="spellEnd"/>
-                <w:r>
-                  <w:rPr>
-                    <w:rFonts w:ascii="Arial Unicode MS" w:eastAsia="Arial Unicode MS" w:hAnsi="Arial Unicode MS" w:cs="Arial Unicode MS"/>
-                    <w:sz w:val="18"/>
-                    <w:szCs w:val="18"/>
-                  </w:rPr>
-                  <w:t>}</w:t>
+                  <w:t>${cb_maturity_production}</w:t>
                 </w:r>
               </w:sdtContent>
             </w:sdt>
@@ -2859,25 +2161,7 @@
                     <w:sz w:val="18"/>
                     <w:szCs w:val="18"/>
                   </w:rPr>
-                  <w:t>${</w:t>
-                </w:r>
-                <w:proofErr w:type="spellStart"/>
-                <w:r>
-                  <w:rPr>
-                    <w:rFonts w:ascii="Arial Unicode MS" w:eastAsia="Arial Unicode MS" w:hAnsi="Arial Unicode MS" w:cs="Arial Unicode MS"/>
-                    <w:sz w:val="18"/>
-                    <w:szCs w:val="18"/>
-                  </w:rPr>
-                  <w:t>cb_maturity_scalable</w:t>
-                </w:r>
-                <w:proofErr w:type="spellEnd"/>
-                <w:r>
-                  <w:rPr>
-                    <w:rFonts w:ascii="Arial Unicode MS" w:eastAsia="Arial Unicode MS" w:hAnsi="Arial Unicode MS" w:cs="Arial Unicode MS"/>
-                    <w:sz w:val="18"/>
-                    <w:szCs w:val="18"/>
-                  </w:rPr>
-                  <w:t>}</w:t>
+                  <w:t>${cb_maturity_scalable}</w:t>
                 </w:r>
               </w:sdtContent>
             </w:sdt>
@@ -2938,25 +2222,7 @@
                     <w:sz w:val="18"/>
                     <w:szCs w:val="18"/>
                   </w:rPr>
-                  <w:t>${</w:t>
-                </w:r>
-                <w:proofErr w:type="spellStart"/>
-                <w:r>
-                  <w:rPr>
-                    <w:rFonts w:ascii="Arial Unicode MS" w:eastAsia="Arial Unicode MS" w:hAnsi="Arial Unicode MS" w:cs="Arial Unicode MS"/>
-                    <w:sz w:val="18"/>
-                    <w:szCs w:val="18"/>
-                  </w:rPr>
-                  <w:t>cb_testing_unit</w:t>
-                </w:r>
-                <w:proofErr w:type="spellEnd"/>
-                <w:r>
-                  <w:rPr>
-                    <w:rFonts w:ascii="Arial Unicode MS" w:eastAsia="Arial Unicode MS" w:hAnsi="Arial Unicode MS" w:cs="Arial Unicode MS"/>
-                    <w:sz w:val="18"/>
-                    <w:szCs w:val="18"/>
-                  </w:rPr>
-                  <w:t>}</w:t>
+                  <w:t>${cb_testing_unit}</w:t>
                 </w:r>
               </w:sdtContent>
             </w:sdt>
@@ -2990,25 +2256,7 @@
                     <w:sz w:val="18"/>
                     <w:szCs w:val="18"/>
                   </w:rPr>
-                  <w:t>${</w:t>
-                </w:r>
-                <w:proofErr w:type="spellStart"/>
-                <w:r>
-                  <w:rPr>
-                    <w:rFonts w:ascii="Arial Unicode MS" w:eastAsia="Arial Unicode MS" w:hAnsi="Arial Unicode MS" w:cs="Arial Unicode MS"/>
-                    <w:sz w:val="18"/>
-                    <w:szCs w:val="18"/>
-                  </w:rPr>
-                  <w:t>cb_testing_integration</w:t>
-                </w:r>
-                <w:proofErr w:type="spellEnd"/>
-                <w:r>
-                  <w:rPr>
-                    <w:rFonts w:ascii="Arial Unicode MS" w:eastAsia="Arial Unicode MS" w:hAnsi="Arial Unicode MS" w:cs="Arial Unicode MS"/>
-                    <w:sz w:val="18"/>
-                    <w:szCs w:val="18"/>
-                  </w:rPr>
-                  <w:t>}</w:t>
+                  <w:t>${cb_testing_integration}</w:t>
                 </w:r>
               </w:sdtContent>
             </w:sdt>
@@ -3042,25 +2290,7 @@
                     <w:sz w:val="18"/>
                     <w:szCs w:val="18"/>
                   </w:rPr>
-                  <w:t>${</w:t>
-                </w:r>
-                <w:proofErr w:type="spellStart"/>
-                <w:r>
-                  <w:rPr>
-                    <w:rFonts w:ascii="Arial Unicode MS" w:eastAsia="Arial Unicode MS" w:hAnsi="Arial Unicode MS" w:cs="Arial Unicode MS"/>
-                    <w:sz w:val="18"/>
-                    <w:szCs w:val="18"/>
-                  </w:rPr>
-                  <w:t>cb_testing_automated</w:t>
-                </w:r>
-                <w:proofErr w:type="spellEnd"/>
-                <w:r>
-                  <w:rPr>
-                    <w:rFonts w:ascii="Arial Unicode MS" w:eastAsia="Arial Unicode MS" w:hAnsi="Arial Unicode MS" w:cs="Arial Unicode MS"/>
-                    <w:sz w:val="18"/>
-                    <w:szCs w:val="18"/>
-                  </w:rPr>
-                  <w:t>}</w:t>
+                  <w:t>${cb_testing_automated}</w:t>
                 </w:r>
               </w:sdtContent>
             </w:sdt>
@@ -3090,27 +2320,7 @@
                 <w:szCs w:val="18"/>
                 <w:u w:val="single"/>
               </w:rPr>
-              <w:t>${</w:t>
-            </w:r>
-            <w:proofErr w:type="spellStart"/>
-            <w:r>
-              <w:rPr>
-                <w:rFonts w:ascii="Times New Roman" w:eastAsia="Times New Roman" w:hAnsi="Times New Roman" w:cs="Times New Roman"/>
-                <w:sz w:val="18"/>
-                <w:szCs w:val="18"/>
-                <w:u w:val="single"/>
-              </w:rPr>
-              <w:t>testing_framework_name</w:t>
-            </w:r>
-            <w:proofErr w:type="spellEnd"/>
-            <w:r>
-              <w:rPr>
-                <w:rFonts w:ascii="Times New Roman" w:eastAsia="Times New Roman" w:hAnsi="Times New Roman" w:cs="Times New Roman"/>
-                <w:sz w:val="18"/>
-                <w:szCs w:val="18"/>
-                <w:u w:val="single"/>
-              </w:rPr>
-              <w:t>}</w:t>
+              <w:t>${testing_framework_name}</w:t>
             </w:r>
           </w:p>
           <w:p>
@@ -3134,25 +2344,7 @@
                     <w:sz w:val="18"/>
                     <w:szCs w:val="18"/>
                   </w:rPr>
-                  <w:t>${</w:t>
-                </w:r>
-                <w:proofErr w:type="spellStart"/>
-                <w:r>
-                  <w:rPr>
-                    <w:rFonts w:ascii="Arial Unicode MS" w:eastAsia="Arial Unicode MS" w:hAnsi="Arial Unicode MS" w:cs="Arial Unicode MS"/>
-                    <w:sz w:val="18"/>
-                    <w:szCs w:val="18"/>
-                  </w:rPr>
-                  <w:t>cb_testing_manual_qa</w:t>
-                </w:r>
-                <w:proofErr w:type="spellEnd"/>
-                <w:r>
-                  <w:rPr>
-                    <w:rFonts w:ascii="Arial Unicode MS" w:eastAsia="Arial Unicode MS" w:hAnsi="Arial Unicode MS" w:cs="Arial Unicode MS"/>
-                    <w:sz w:val="18"/>
-                    <w:szCs w:val="18"/>
-                  </w:rPr>
-                  <w:t>}</w:t>
+                  <w:t>${cb_testing_manual_qa}</w:t>
                 </w:r>
               </w:sdtContent>
             </w:sdt>
@@ -3227,25 +2419,7 @@
                     <w:sz w:val="18"/>
                     <w:szCs w:val="18"/>
                   </w:rPr>
-                  <w:t>${</w:t>
-                </w:r>
-                <w:proofErr w:type="spellStart"/>
-                <w:r>
-                  <w:rPr>
-                    <w:rFonts w:ascii="Arial Unicode MS" w:eastAsia="Arial Unicode MS" w:hAnsi="Arial Unicode MS" w:cs="Arial Unicode MS"/>
-                    <w:sz w:val="18"/>
-                    <w:szCs w:val="18"/>
-                  </w:rPr>
-                  <w:t>cb_topic_software_eng</w:t>
-                </w:r>
-                <w:proofErr w:type="spellEnd"/>
-                <w:r>
-                  <w:rPr>
-                    <w:rFonts w:ascii="Arial Unicode MS" w:eastAsia="Arial Unicode MS" w:hAnsi="Arial Unicode MS" w:cs="Arial Unicode MS"/>
-                    <w:sz w:val="18"/>
-                    <w:szCs w:val="18"/>
-                  </w:rPr>
-                  <w:t>}</w:t>
+                  <w:t>${cb_topic_software_eng}</w:t>
                 </w:r>
               </w:sdtContent>
             </w:sdt>
@@ -3269,25 +2443,7 @@
                     <w:sz w:val="18"/>
                     <w:szCs w:val="18"/>
                   </w:rPr>
-                  <w:t>${</w:t>
-                </w:r>
-                <w:proofErr w:type="spellStart"/>
-                <w:r>
-                  <w:rPr>
-                    <w:rFonts w:ascii="Arial Unicode MS" w:eastAsia="Arial Unicode MS" w:hAnsi="Arial Unicode MS" w:cs="Arial Unicode MS"/>
-                    <w:sz w:val="18"/>
-                    <w:szCs w:val="18"/>
-                  </w:rPr>
-                  <w:t>cb_topic_qa_testing</w:t>
-                </w:r>
-                <w:proofErr w:type="spellEnd"/>
-                <w:r>
-                  <w:rPr>
-                    <w:rFonts w:ascii="Arial Unicode MS" w:eastAsia="Arial Unicode MS" w:hAnsi="Arial Unicode MS" w:cs="Arial Unicode MS"/>
-                    <w:sz w:val="18"/>
-                    <w:szCs w:val="18"/>
-                  </w:rPr>
-                  <w:t>}</w:t>
+                  <w:t>${cb_topic_qa_testing}</w:t>
                 </w:r>
               </w:sdtContent>
             </w:sdt>
@@ -3321,25 +2477,7 @@
                     <w:sz w:val="18"/>
                     <w:szCs w:val="18"/>
                   </w:rPr>
-                  <w:t>${</w:t>
-                </w:r>
-                <w:proofErr w:type="spellStart"/>
-                <w:r>
-                  <w:rPr>
-                    <w:rFonts w:ascii="Arial Unicode MS" w:eastAsia="Arial Unicode MS" w:hAnsi="Arial Unicode MS" w:cs="Arial Unicode MS"/>
-                    <w:sz w:val="18"/>
-                    <w:szCs w:val="18"/>
-                  </w:rPr>
-                  <w:t>cb_topic_infra_eng</w:t>
-                </w:r>
-                <w:proofErr w:type="spellEnd"/>
-                <w:r>
-                  <w:rPr>
-                    <w:rFonts w:ascii="Arial Unicode MS" w:eastAsia="Arial Unicode MS" w:hAnsi="Arial Unicode MS" w:cs="Arial Unicode MS"/>
-                    <w:sz w:val="18"/>
-                    <w:szCs w:val="18"/>
-                  </w:rPr>
-                  <w:t>}</w:t>
+                  <w:t>${cb_topic_infra_eng}</w:t>
                 </w:r>
               </w:sdtContent>
             </w:sdt>
@@ -3363,25 +2501,7 @@
                     <w:sz w:val="18"/>
                     <w:szCs w:val="18"/>
                   </w:rPr>
-                  <w:t>${</w:t>
-                </w:r>
-                <w:proofErr w:type="spellStart"/>
-                <w:r>
-                  <w:rPr>
-                    <w:rFonts w:ascii="Arial Unicode MS" w:eastAsia="Arial Unicode MS" w:hAnsi="Arial Unicode MS" w:cs="Arial Unicode MS"/>
-                    <w:sz w:val="18"/>
-                    <w:szCs w:val="18"/>
-                  </w:rPr>
-                  <w:t>cb_topic_cybersecurity</w:t>
-                </w:r>
-                <w:proofErr w:type="spellEnd"/>
-                <w:r>
-                  <w:rPr>
-                    <w:rFonts w:ascii="Arial Unicode MS" w:eastAsia="Arial Unicode MS" w:hAnsi="Arial Unicode MS" w:cs="Arial Unicode MS"/>
-                    <w:sz w:val="18"/>
-                    <w:szCs w:val="18"/>
-                  </w:rPr>
-                  <w:t>}</w:t>
+                  <w:t>${cb_topic_cybersecurity}</w:t>
                 </w:r>
               </w:sdtContent>
             </w:sdt>
@@ -3415,25 +2535,7 @@
                     <w:sz w:val="18"/>
                     <w:szCs w:val="18"/>
                   </w:rPr>
-                  <w:t>${</w:t>
-                </w:r>
-                <w:proofErr w:type="spellStart"/>
-                <w:r>
-                  <w:rPr>
-                    <w:rFonts w:ascii="Arial Unicode MS" w:eastAsia="Arial Unicode MS" w:hAnsi="Arial Unicode MS" w:cs="Arial Unicode MS"/>
-                    <w:sz w:val="18"/>
-                    <w:szCs w:val="18"/>
-                  </w:rPr>
-                  <w:t>cb_topic_ai_ml</w:t>
-                </w:r>
-                <w:proofErr w:type="spellEnd"/>
-                <w:r>
-                  <w:rPr>
-                    <w:rFonts w:ascii="Arial Unicode MS" w:eastAsia="Arial Unicode MS" w:hAnsi="Arial Unicode MS" w:cs="Arial Unicode MS"/>
-                    <w:sz w:val="18"/>
-                    <w:szCs w:val="18"/>
-                  </w:rPr>
-                  <w:t>}</w:t>
+                  <w:t>${cb_topic_ai_ml}</w:t>
                 </w:r>
               </w:sdtContent>
             </w:sdt>
@@ -3457,25 +2559,7 @@
                     <w:sz w:val="18"/>
                     <w:szCs w:val="18"/>
                   </w:rPr>
-                  <w:t>${</w:t>
-                </w:r>
-                <w:proofErr w:type="spellStart"/>
-                <w:r>
-                  <w:rPr>
-                    <w:rFonts w:ascii="Arial Unicode MS" w:eastAsia="Arial Unicode MS" w:hAnsi="Arial Unicode MS" w:cs="Arial Unicode MS"/>
-                    <w:sz w:val="18"/>
-                    <w:szCs w:val="18"/>
-                  </w:rPr>
-                  <w:t>cb_topic_ui_ux</w:t>
-                </w:r>
-                <w:proofErr w:type="spellEnd"/>
-                <w:r>
-                  <w:rPr>
-                    <w:rFonts w:ascii="Arial Unicode MS" w:eastAsia="Arial Unicode MS" w:hAnsi="Arial Unicode MS" w:cs="Arial Unicode MS"/>
-                    <w:sz w:val="18"/>
-                    <w:szCs w:val="18"/>
-                  </w:rPr>
-                  <w:t>}</w:t>
+                  <w:t>${cb_topic_ui_ux}</w:t>
                 </w:r>
               </w:sdtContent>
             </w:sdt>
@@ -3509,25 +2593,7 @@
                     <w:sz w:val="18"/>
                     <w:szCs w:val="18"/>
                   </w:rPr>
-                  <w:t>${</w:t>
-                </w:r>
-                <w:proofErr w:type="spellStart"/>
-                <w:r>
-                  <w:rPr>
-                    <w:rFonts w:ascii="Arial Unicode MS" w:eastAsia="Arial Unicode MS" w:hAnsi="Arial Unicode MS" w:cs="Arial Unicode MS"/>
-                    <w:sz w:val="18"/>
-                    <w:szCs w:val="18"/>
-                  </w:rPr>
-                  <w:t>cb_topic_product_design</w:t>
-                </w:r>
-                <w:proofErr w:type="spellEnd"/>
-                <w:r>
-                  <w:rPr>
-                    <w:rFonts w:ascii="Arial Unicode MS" w:eastAsia="Arial Unicode MS" w:hAnsi="Arial Unicode MS" w:cs="Arial Unicode MS"/>
-                    <w:sz w:val="18"/>
-                    <w:szCs w:val="18"/>
-                  </w:rPr>
-                  <w:t>}</w:t>
+                  <w:t>${cb_topic_product_design}</w:t>
                 </w:r>
               </w:sdtContent>
             </w:sdt>
@@ -3551,25 +2617,7 @@
                     <w:sz w:val="18"/>
                     <w:szCs w:val="18"/>
                   </w:rPr>
-                  <w:t>${</w:t>
-                </w:r>
-                <w:proofErr w:type="spellStart"/>
-                <w:r>
-                  <w:rPr>
-                    <w:rFonts w:ascii="Arial Unicode MS" w:eastAsia="Arial Unicode MS" w:hAnsi="Arial Unicode MS" w:cs="Arial Unicode MS"/>
-                    <w:sz w:val="18"/>
-                    <w:szCs w:val="18"/>
-                  </w:rPr>
-                  <w:t>cb_topic_it_pm</w:t>
-                </w:r>
-                <w:proofErr w:type="spellEnd"/>
-                <w:r>
-                  <w:rPr>
-                    <w:rFonts w:ascii="Arial Unicode MS" w:eastAsia="Arial Unicode MS" w:hAnsi="Arial Unicode MS" w:cs="Arial Unicode MS"/>
-                    <w:sz w:val="18"/>
-                    <w:szCs w:val="18"/>
-                  </w:rPr>
-                  <w:t>}</w:t>
+                  <w:t>${cb_topic_it_pm}</w:t>
                 </w:r>
               </w:sdtContent>
             </w:sdt>
@@ -3603,25 +2651,7 @@
                     <w:sz w:val="18"/>
                     <w:szCs w:val="18"/>
                   </w:rPr>
-                  <w:t>${</w:t>
-                </w:r>
-                <w:proofErr w:type="spellStart"/>
-                <w:r>
-                  <w:rPr>
-                    <w:rFonts w:ascii="Arial Unicode MS" w:eastAsia="Arial Unicode MS" w:hAnsi="Arial Unicode MS" w:cs="Arial Unicode MS"/>
-                    <w:sz w:val="18"/>
-                    <w:szCs w:val="18"/>
-                  </w:rPr>
-                  <w:t>cb_topic_database_mgmt</w:t>
-                </w:r>
-                <w:proofErr w:type="spellEnd"/>
-                <w:r>
-                  <w:rPr>
-                    <w:rFonts w:ascii="Arial Unicode MS" w:eastAsia="Arial Unicode MS" w:hAnsi="Arial Unicode MS" w:cs="Arial Unicode MS"/>
-                    <w:sz w:val="18"/>
-                    <w:szCs w:val="18"/>
-                  </w:rPr>
-                  <w:t>}</w:t>
+                  <w:t>${cb_topic_database_mgmt}</w:t>
                 </w:r>
               </w:sdtContent>
             </w:sdt>
@@ -3645,25 +2675,7 @@
                     <w:sz w:val="18"/>
                     <w:szCs w:val="18"/>
                   </w:rPr>
-                  <w:t>${</w:t>
-                </w:r>
-                <w:proofErr w:type="spellStart"/>
-                <w:r>
-                  <w:rPr>
-                    <w:rFonts w:ascii="Arial Unicode MS" w:eastAsia="Arial Unicode MS" w:hAnsi="Arial Unicode MS" w:cs="Arial Unicode MS"/>
-                    <w:sz w:val="18"/>
-                    <w:szCs w:val="18"/>
-                  </w:rPr>
-                  <w:t>cb_topic_operation_support</w:t>
-                </w:r>
-                <w:proofErr w:type="spellEnd"/>
-                <w:r>
-                  <w:rPr>
-                    <w:rFonts w:ascii="Arial Unicode MS" w:eastAsia="Arial Unicode MS" w:hAnsi="Arial Unicode MS" w:cs="Arial Unicode MS"/>
-                    <w:sz w:val="18"/>
-                    <w:szCs w:val="18"/>
-                  </w:rPr>
-                  <w:t>}</w:t>
+                  <w:t>${cb_topic_operation_support}</w:t>
                 </w:r>
               </w:sdtContent>
             </w:sdt>
@@ -3742,25 +2754,7 @@
                     <w:sz w:val="18"/>
                     <w:szCs w:val="18"/>
                   </w:rPr>
-                  <w:t>${</w:t>
-                </w:r>
-                <w:proofErr w:type="spellStart"/>
-                <w:r>
-                  <w:rPr>
-                    <w:rFonts w:ascii="Arial Unicode MS" w:eastAsia="Arial Unicode MS" w:hAnsi="Arial Unicode MS" w:cs="Arial Unicode MS"/>
-                    <w:sz w:val="18"/>
-                    <w:szCs w:val="18"/>
-                  </w:rPr>
-                  <w:t>cb_mode_face_to_face</w:t>
-                </w:r>
-                <w:proofErr w:type="spellEnd"/>
-                <w:r>
-                  <w:rPr>
-                    <w:rFonts w:ascii="Arial Unicode MS" w:eastAsia="Arial Unicode MS" w:hAnsi="Arial Unicode MS" w:cs="Arial Unicode MS"/>
-                    <w:sz w:val="18"/>
-                    <w:szCs w:val="18"/>
-                  </w:rPr>
-                  <w:t>}</w:t>
+                  <w:t>${cb_mode_face_to_face}</w:t>
                 </w:r>
               </w:sdtContent>
             </w:sdt>
@@ -3795,25 +2789,7 @@
                     <w:sz w:val="18"/>
                     <w:szCs w:val="18"/>
                   </w:rPr>
-                  <w:t>${</w:t>
-                </w:r>
-                <w:proofErr w:type="spellStart"/>
-                <w:r>
-                  <w:rPr>
-                    <w:rFonts w:ascii="Arial Unicode MS" w:eastAsia="Arial Unicode MS" w:hAnsi="Arial Unicode MS" w:cs="Arial Unicode MS"/>
-                    <w:sz w:val="18"/>
-                    <w:szCs w:val="18"/>
-                  </w:rPr>
-                  <w:t>cb_mode_online</w:t>
-                </w:r>
-                <w:proofErr w:type="spellEnd"/>
-                <w:r>
-                  <w:rPr>
-                    <w:rFonts w:ascii="Arial Unicode MS" w:eastAsia="Arial Unicode MS" w:hAnsi="Arial Unicode MS" w:cs="Arial Unicode MS"/>
-                    <w:sz w:val="18"/>
-                    <w:szCs w:val="18"/>
-                  </w:rPr>
-                  <w:t>}</w:t>
+                  <w:t>${cb_mode_online}</w:t>
                 </w:r>
               </w:sdtContent>
             </w:sdt>
@@ -3848,25 +2824,7 @@
                     <w:sz w:val="18"/>
                     <w:szCs w:val="18"/>
                   </w:rPr>
-                  <w:t>${</w:t>
-                </w:r>
-                <w:proofErr w:type="spellStart"/>
-                <w:r>
-                  <w:rPr>
-                    <w:rFonts w:ascii="Arial Unicode MS" w:eastAsia="Arial Unicode MS" w:hAnsi="Arial Unicode MS" w:cs="Arial Unicode MS"/>
-                    <w:sz w:val="18"/>
-                    <w:szCs w:val="18"/>
-                  </w:rPr>
-                  <w:t>cb_mode_hybrid</w:t>
-                </w:r>
-                <w:proofErr w:type="spellEnd"/>
-                <w:r>
-                  <w:rPr>
-                    <w:rFonts w:ascii="Arial Unicode MS" w:eastAsia="Arial Unicode MS" w:hAnsi="Arial Unicode MS" w:cs="Arial Unicode MS"/>
-                    <w:sz w:val="18"/>
-                    <w:szCs w:val="18"/>
-                  </w:rPr>
-                  <w:t>}</w:t>
+                  <w:t>${cb_mode_hybrid}</w:t>
                 </w:r>
               </w:sdtContent>
             </w:sdt>
@@ -3902,25 +2860,7 @@
                     <w:sz w:val="18"/>
                     <w:szCs w:val="18"/>
                   </w:rPr>
-                  <w:t>${</w:t>
-                </w:r>
-                <w:proofErr w:type="spellStart"/>
-                <w:r>
-                  <w:rPr>
-                    <w:rFonts w:ascii="Arial Unicode MS" w:eastAsia="Arial Unicode MS" w:hAnsi="Arial Unicode MS" w:cs="Arial Unicode MS"/>
-                    <w:sz w:val="18"/>
-                    <w:szCs w:val="18"/>
-                  </w:rPr>
-                  <w:t>cb_mode_other</w:t>
-                </w:r>
-                <w:proofErr w:type="spellEnd"/>
-                <w:r>
-                  <w:rPr>
-                    <w:rFonts w:ascii="Arial Unicode MS" w:eastAsia="Arial Unicode MS" w:hAnsi="Arial Unicode MS" w:cs="Arial Unicode MS"/>
-                    <w:sz w:val="18"/>
-                    <w:szCs w:val="18"/>
-                  </w:rPr>
-                  <w:t>}</w:t>
+                  <w:t>${cb_mode_other}</w:t>
                 </w:r>
               </w:sdtContent>
             </w:sdt>
@@ -3930,25 +2870,7 @@
                 <w:sz w:val="18"/>
                 <w:szCs w:val="18"/>
               </w:rPr>
-              <w:t xml:space="preserve"> Other: ${</w:t>
-            </w:r>
-            <w:proofErr w:type="spellStart"/>
-            <w:r>
-              <w:rPr>
-                <w:rFonts w:ascii="Times New Roman" w:eastAsia="Times New Roman" w:hAnsi="Times New Roman" w:cs="Times New Roman"/>
-                <w:sz w:val="18"/>
-                <w:szCs w:val="18"/>
-              </w:rPr>
-              <w:t>mode_other_text</w:t>
-            </w:r>
-            <w:proofErr w:type="spellEnd"/>
-            <w:r>
-              <w:rPr>
-                <w:rFonts w:ascii="Times New Roman" w:eastAsia="Times New Roman" w:hAnsi="Times New Roman" w:cs="Times New Roman"/>
-                <w:sz w:val="18"/>
-                <w:szCs w:val="18"/>
-              </w:rPr>
-              <w:t>}</w:t>
+              <w:t xml:space="preserve"> Other: ${mode_other_text}</w:t>
             </w:r>
           </w:p>
         </w:tc>
@@ -5567,7 +4489,6 @@
       </w:tr>
     </w:tbl>
     <w:p/>
-    <w:p/>
     <w:p>
       <w:pPr>
         <w:spacing w:after="0"/>
@@ -5594,8 +4515,19 @@
           <w:sz w:val="24"/>
           <w:szCs w:val="24"/>
         </w:rPr>
-        <w:t xml:space="preserve">${prepared_by_label}</w:t>
+        <w:t>${prepared_by_label}</w:t>
       </w:r>
+    </w:p>
+    <w:p>
+      <w:pPr>
+        <w:keepNext/>
+        <w:spacing w:after="0"/>
+        <w:rPr>
+          <w:rFonts w:ascii="Times New Roman" w:eastAsia="Times New Roman" w:hAnsi="Times New Roman" w:cs="Times New Roman"/>
+          <w:sz w:val="24"/>
+          <w:szCs w:val="24"/>
+        </w:rPr>
+      </w:pPr>
     </w:p>
     <w:p>
       <w:pPr>
@@ -5619,31 +4551,7 @@
           <w:szCs w:val="24"/>
           <w:u w:val="single"/>
         </w:rPr>
-        <w:t>${</w:t>
-      </w:r>
-      <w:proofErr w:type="spellStart"/>
-      <w:r>
-        <w:rPr>
-          <w:rFonts w:ascii="Times New Roman" w:eastAsia="Times New Roman" w:hAnsi="Times New Roman" w:cs="Times New Roman"/>
-          <w:b/>
-          <w:bCs/>
-          <w:sz w:val="24"/>
-          <w:szCs w:val="24"/>
-          <w:u w:val="single"/>
-        </w:rPr>
-        <w:t>prepared_by</w:t>
-      </w:r>
-      <w:proofErr w:type="spellEnd"/>
-      <w:r>
-        <w:rPr>
-          <w:rFonts w:ascii="Times New Roman" w:eastAsia="Times New Roman" w:hAnsi="Times New Roman" w:cs="Times New Roman"/>
-          <w:b/>
-          <w:bCs/>
-          <w:sz w:val="24"/>
-          <w:szCs w:val="24"/>
-          <w:u w:val="single"/>
-        </w:rPr>
-        <w:t>}</w:t>
+        <w:t>${prepared_by}</w:t>
       </w:r>
     </w:p>
     <w:p>
@@ -5664,29 +4572,7 @@
           <w:sz w:val="24"/>
           <w:szCs w:val="24"/>
         </w:rPr>
-        <w:t>${</w:t>
-      </w:r>
-      <w:proofErr w:type="spellStart"/>
-      <w:r>
-        <w:rPr>
-          <w:rFonts w:ascii="Times New Roman" w:eastAsia="Times New Roman" w:hAnsi="Times New Roman" w:cs="Times New Roman"/>
-          <w:i/>
-          <w:iCs/>
-          <w:sz w:val="24"/>
-          <w:szCs w:val="24"/>
-        </w:rPr>
-        <w:t>prepared_by_position</w:t>
-      </w:r>
-      <w:proofErr w:type="spellEnd"/>
-      <w:r>
-        <w:rPr>
-          <w:rFonts w:ascii="Times New Roman" w:eastAsia="Times New Roman" w:hAnsi="Times New Roman" w:cs="Times New Roman"/>
-          <w:i/>
-          <w:iCs/>
-          <w:sz w:val="24"/>
-          <w:szCs w:val="24"/>
-        </w:rPr>
-        <w:t>}</w:t>
+        <w:t>${prepared_by_position}</w:t>
       </w:r>
     </w:p>
     <w:p>
@@ -5745,6 +4631,8 @@
         <w:spacing w:after="0"/>
         <w:rPr>
           <w:rFonts w:ascii="Times New Roman" w:eastAsia="Times New Roman" w:hAnsi="Times New Roman" w:cs="Times New Roman"/>
+          <w:sz w:val="24"/>
+          <w:szCs w:val="24"/>
         </w:rPr>
       </w:pPr>
       <w:r>
@@ -5753,8 +4641,17 @@
           <w:sz w:val="24"/>
           <w:szCs w:val="24"/>
         </w:rPr>
-        <w:t xml:space="preserve">${trl_noted_by_label}</w:t>
+        <w:t>${trl_noted_by_label}</w:t>
       </w:r>
+    </w:p>
+    <w:p>
+      <w:pPr>
+        <w:keepNext/>
+        <w:spacing w:after="0"/>
+        <w:rPr>
+          <w:rFonts w:ascii="Times New Roman" w:eastAsia="Times New Roman" w:hAnsi="Times New Roman" w:cs="Times New Roman"/>
+        </w:rPr>
+      </w:pPr>
     </w:p>
     <w:p>
       <w:pPr>
@@ -5778,10 +4675,13 @@
           <w:szCs w:val="24"/>
           <w:u w:val="single"/>
         </w:rPr>
-        <w:t>${</w:t>
+        <w:t>${trl_noted_by}</w:t>
       </w:r>
-      <w:proofErr w:type="spellStart"/>
-      <w:r>
+    </w:p>
+    <w:p>
+      <w:pPr>
+        <w:keepNext/>
+        <w:spacing w:after="0"/>
         <w:rPr>
           <w:rFonts w:ascii="Times New Roman" w:eastAsia="Times New Roman" w:hAnsi="Times New Roman" w:cs="Times New Roman"/>
           <w:b/>
@@ -5790,20 +4690,7 @@
           <w:szCs w:val="24"/>
           <w:u w:val="single"/>
         </w:rPr>
-        <w:t>trl_noted_by</w:t>
-      </w:r>
-      <w:proofErr w:type="spellEnd"/>
-      <w:r>
-        <w:rPr>
-          <w:rFonts w:ascii="Times New Roman" w:eastAsia="Times New Roman" w:hAnsi="Times New Roman" w:cs="Times New Roman"/>
-          <w:b/>
-          <w:bCs/>
-          <w:sz w:val="24"/>
-          <w:szCs w:val="24"/>
-          <w:u w:val="single"/>
-        </w:rPr>
-        <w:t>}</w:t>
-      </w:r>
+      </w:pPr>
     </w:p>
     <w:p>
       <w:pPr>
@@ -5825,29 +4712,7 @@
           <w:sz w:val="24"/>
           <w:szCs w:val="24"/>
         </w:rPr>
-        <w:t>${</w:t>
-      </w:r>
-      <w:proofErr w:type="spellStart"/>
-      <w:r>
-        <w:rPr>
-          <w:rFonts w:ascii="Times New Roman" w:eastAsia="Times New Roman" w:hAnsi="Times New Roman" w:cs="Times New Roman"/>
-          <w:i/>
-          <w:iCs/>
-          <w:sz w:val="24"/>
-          <w:szCs w:val="24"/>
-        </w:rPr>
-        <w:t>trl_noted_by_position</w:t>
-      </w:r>
-      <w:proofErr w:type="spellEnd"/>
-      <w:r>
-        <w:rPr>
-          <w:rFonts w:ascii="Times New Roman" w:eastAsia="Times New Roman" w:hAnsi="Times New Roman" w:cs="Times New Roman"/>
-          <w:i/>
-          <w:iCs/>
-          <w:sz w:val="24"/>
-          <w:szCs w:val="24"/>
-        </w:rPr>
-        <w:t>}</w:t>
+        <w:t>${trl_noted_by_position}</w:t>
       </w:r>
     </w:p>
     <w:p>
@@ -5878,6 +4743,8 @@
         <w:ind w:left="3270"/>
         <w:rPr>
           <w:rFonts w:ascii="Times New Roman" w:eastAsia="Times New Roman" w:hAnsi="Times New Roman" w:cs="Times New Roman"/>
+          <w:sz w:val="24"/>
+          <w:szCs w:val="24"/>
         </w:rPr>
       </w:pPr>
       <w:r>
@@ -5886,15 +4753,24 @@
           <w:sz w:val="24"/>
           <w:szCs w:val="24"/>
         </w:rPr>
-        <w:t xml:space="preserve">${approved_by_label}</w:t>
+        <w:t>${approved_by_label}</w:t>
       </w:r>
+    </w:p>
+    <w:p>
+      <w:pPr>
+        <w:keepNext/>
+        <w:spacing w:after="0"/>
+        <w:ind w:left="3270"/>
+        <w:rPr>
+          <w:rFonts w:ascii="Times New Roman" w:eastAsia="Times New Roman" w:hAnsi="Times New Roman" w:cs="Times New Roman"/>
+        </w:rPr>
+      </w:pPr>
     </w:p>
     <w:p>
       <w:pPr>
         <w:keepNext/>
         <w:spacing w:after="0" w:line="240" w:lineRule="auto"/>
         <w:ind w:left="3270"/>
-        <w:jc w:val="left"/>
         <w:rPr>
           <w:rFonts w:ascii="Times New Roman" w:eastAsia="Times New Roman" w:hAnsi="Times New Roman" w:cs="Times New Roman"/>
           <w:b/>
@@ -5913,31 +4789,7 @@
           <w:szCs w:val="24"/>
           <w:u w:val="single"/>
         </w:rPr>
-        <w:t>${</w:t>
-      </w:r>
-      <w:proofErr w:type="spellStart"/>
-      <w:r>
-        <w:rPr>
-          <w:rFonts w:ascii="Times New Roman" w:eastAsia="Times New Roman" w:hAnsi="Times New Roman" w:cs="Times New Roman"/>
-          <w:b/>
-          <w:bCs/>
-          <w:sz w:val="24"/>
-          <w:szCs w:val="24"/>
-          <w:u w:val="single"/>
-        </w:rPr>
-        <w:t>approved_by</w:t>
-      </w:r>
-      <w:proofErr w:type="spellEnd"/>
-      <w:r>
-        <w:rPr>
-          <w:rFonts w:ascii="Times New Roman" w:eastAsia="Times New Roman" w:hAnsi="Times New Roman" w:cs="Times New Roman"/>
-          <w:b/>
-          <w:bCs/>
-          <w:sz w:val="24"/>
-          <w:szCs w:val="24"/>
-          <w:u w:val="single"/>
-        </w:rPr>
-        <w:t>}</w:t>
+        <w:t>${approved_by}</w:t>
       </w:r>
     </w:p>
     <w:p>
@@ -5945,7 +4797,6 @@
         <w:keepNext/>
         <w:spacing w:after="0" w:line="240" w:lineRule="auto"/>
         <w:ind w:left="3270"/>
-        <w:jc w:val="left"/>
         <w:rPr>
           <w:rFonts w:ascii="Times New Roman" w:eastAsia="Times New Roman" w:hAnsi="Times New Roman" w:cs="Times New Roman"/>
           <w:i/>
@@ -6035,27 +4886,7 @@
         <w:sz w:val="16"/>
         <w:szCs w:val="16"/>
       </w:rPr>
-      <w:t xml:space="preserve">PUP A. Mabini Campus, </w:t>
-    </w:r>
-    <w:proofErr w:type="spellStart"/>
-    <w:r>
-      <w:rPr>
-        <w:rFonts w:ascii="Arial" w:eastAsia="Arial" w:hAnsi="Arial" w:cs="Arial"/>
-        <w:color w:val="000000"/>
-        <w:sz w:val="16"/>
-        <w:szCs w:val="16"/>
-      </w:rPr>
-      <w:t>Anonas</w:t>
-    </w:r>
-    <w:proofErr w:type="spellEnd"/>
-    <w:r>
-      <w:rPr>
-        <w:rFonts w:ascii="Arial" w:eastAsia="Arial" w:hAnsi="Arial" w:cs="Arial"/>
-        <w:color w:val="000000"/>
-        <w:sz w:val="16"/>
-        <w:szCs w:val="16"/>
-      </w:rPr>
-      <w:t xml:space="preserve"> Street, Sta. Mesa, Manila 1016</w:t>
+      <w:t>PUP A. Mabini Campus, Anonas Street, Sta. Mesa, Manila 1016</w:t>
     </w:r>
     <w:r>
       <w:rPr>

--- a/resources/document-templates/startup-tech-assessment-trl-template.docx
+++ b/resources/document-templates/startup-tech-assessment-trl-template.docx
@@ -652,7 +652,7 @@
           </w:p>
           <w:p>
             <w:pPr>
-              <w:jc w:val="both"/>
+              <w:jc w:val="left"/>
               <w:rPr>
                 <w:rFonts w:ascii="Times New Roman" w:eastAsia="Times New Roman" w:hAnsi="Times New Roman" w:cs="Times New Roman"/>
                 <w:sz w:val="18"/>
@@ -680,7 +680,7 @@
           </w:p>
           <w:p>
             <w:pPr>
-              <w:jc w:val="both"/>
+              <w:jc w:val="left"/>
               <w:rPr>
                 <w:rFonts w:ascii="Times New Roman" w:eastAsia="Times New Roman" w:hAnsi="Times New Roman" w:cs="Times New Roman"/>
                 <w:sz w:val="18"/>
@@ -700,7 +700,7 @@
           </w:p>
           <w:p>
             <w:pPr>
-              <w:jc w:val="both"/>
+              <w:jc w:val="left"/>
               <w:rPr>
                 <w:rFonts w:ascii="Times New Roman" w:eastAsia="Times New Roman" w:hAnsi="Times New Roman" w:cs="Times New Roman"/>
                 <w:sz w:val="18"/>
@@ -720,7 +720,7 @@
           </w:p>
           <w:p>
             <w:pPr>
-              <w:jc w:val="both"/>
+              <w:jc w:val="left"/>
               <w:rPr>
                 <w:rFonts w:ascii="Times New Roman" w:eastAsia="Times New Roman" w:hAnsi="Times New Roman" w:cs="Times New Roman"/>
                 <w:sz w:val="18"/>
@@ -740,7 +740,7 @@
           </w:p>
           <w:p>
             <w:pPr>
-              <w:jc w:val="both"/>
+              <w:jc w:val="left"/>
               <w:rPr>
                 <w:rFonts w:ascii="Times New Roman" w:eastAsia="Times New Roman" w:hAnsi="Times New Roman" w:cs="Times New Roman"/>
                 <w:sz w:val="18"/>
@@ -760,7 +760,7 @@
           </w:p>
           <w:p>
             <w:pPr>
-              <w:jc w:val="both"/>
+              <w:jc w:val="left"/>
               <w:rPr>
                 <w:rFonts w:ascii="Times New Roman" w:eastAsia="Times New Roman" w:hAnsi="Times New Roman" w:cs="Times New Roman"/>
                 <w:sz w:val="18"/>
@@ -832,7 +832,7 @@
           </w:p>
           <w:p>
             <w:pPr>
-              <w:jc w:val="both"/>
+              <w:jc w:val="left"/>
               <w:rPr>
                 <w:rFonts w:ascii="Times New Roman" w:eastAsia="Times New Roman" w:hAnsi="Times New Roman" w:cs="Times New Roman"/>
                 <w:sz w:val="18"/>
@@ -868,7 +868,7 @@
           </w:p>
           <w:p>
             <w:pPr>
-              <w:jc w:val="both"/>
+              <w:jc w:val="left"/>
               <w:rPr>
                 <w:rFonts w:ascii="Times New Roman" w:eastAsia="Times New Roman" w:hAnsi="Times New Roman" w:cs="Times New Roman"/>
                 <w:sz w:val="18"/>
@@ -888,7 +888,7 @@
           </w:p>
           <w:p>
             <w:pPr>
-              <w:jc w:val="both"/>
+              <w:jc w:val="left"/>
               <w:rPr>
                 <w:rFonts w:ascii="Times New Roman" w:eastAsia="Times New Roman" w:hAnsi="Times New Roman" w:cs="Times New Roman"/>
                 <w:sz w:val="18"/>
@@ -908,7 +908,7 @@
           </w:p>
           <w:p>
             <w:pPr>
-              <w:jc w:val="both"/>
+              <w:jc w:val="left"/>
               <w:rPr>
                 <w:rFonts w:ascii="Times New Roman" w:eastAsia="Times New Roman" w:hAnsi="Times New Roman" w:cs="Times New Roman"/>
                 <w:sz w:val="18"/>
@@ -928,7 +928,7 @@
           </w:p>
           <w:p>
             <w:pPr>
-              <w:jc w:val="both"/>
+              <w:jc w:val="left"/>
               <w:rPr>
                 <w:rFonts w:ascii="Times New Roman" w:eastAsia="Times New Roman" w:hAnsi="Times New Roman" w:cs="Times New Roman"/>
                 <w:sz w:val="18"/>
@@ -948,7 +948,7 @@
           </w:p>
           <w:p>
             <w:pPr>
-              <w:jc w:val="both"/>
+              <w:jc w:val="left"/>
               <w:rPr>
                 <w:rFonts w:ascii="Times New Roman" w:eastAsia="Times New Roman" w:hAnsi="Times New Roman" w:cs="Times New Roman"/>
                 <w:sz w:val="18"/>
